--- a/Week-2/Day-3/LAB-1.docx
+++ b/Week-2/Day-3/LAB-1.docx
@@ -30,7 +30,7 @@
           <w:lang w:val="en-IN"/>
         </w:rPr>
         <w:pict w14:anchorId="48EB113E">
-          <v:rect id="_x0000_i1205" style="width:0;height:1.5pt" o:hralign="center" o:hrstd="t" o:hr="t" fillcolor="#a0a0a0" stroked="f"/>
+          <v:rect id="_x0000_i1025" style="width:0;height:1.5pt" o:hralign="center" o:hrstd="t" o:hr="t" fillcolor="#a0a0a0" stroked="f"/>
         </w:pict>
       </w:r>
     </w:p>
@@ -221,7 +221,7 @@
           <w:lang w:val="en-IN"/>
         </w:rPr>
         <w:pict w14:anchorId="7D0145E5">
-          <v:rect id="_x0000_i1206" style="width:0;height:1.5pt" o:hralign="center" o:hrstd="t" o:hr="t" fillcolor="#a0a0a0" stroked="f"/>
+          <v:rect id="_x0000_i1026" style="width:0;height:1.5pt" o:hralign="center" o:hrstd="t" o:hr="t" fillcolor="#a0a0a0" stroked="f"/>
         </w:pict>
       </w:r>
     </w:p>
@@ -316,11 +316,19 @@
           <w:lang w:val="en-IN"/>
         </w:rPr>
       </w:pPr>
-      <w:r>
-        <w:rPr>
-          <w:lang w:val="en-IN"/>
-        </w:rPr>
-        <w:t xml:space="preserve">patient_id </w:t>
+      <w:proofErr w:type="spellStart"/>
+      <w:r>
+        <w:rPr>
+          <w:lang w:val="en-IN"/>
+        </w:rPr>
+        <w:t>patient_id</w:t>
+      </w:r>
+      <w:proofErr w:type="spellEnd"/>
+      <w:r>
+        <w:rPr>
+          <w:lang w:val="en-IN"/>
+        </w:rPr>
+        <w:t xml:space="preserve"> </w:t>
       </w:r>
     </w:p>
     <w:p>
@@ -384,11 +392,19 @@
           <w:lang w:val="en-IN"/>
         </w:rPr>
       </w:pPr>
-      <w:r>
-        <w:rPr>
-          <w:lang w:val="en-IN"/>
-        </w:rPr>
-        <w:t xml:space="preserve">visit_date </w:t>
+      <w:proofErr w:type="spellStart"/>
+      <w:r>
+        <w:rPr>
+          <w:lang w:val="en-IN"/>
+        </w:rPr>
+        <w:t>visit_date</w:t>
+      </w:r>
+      <w:proofErr w:type="spellEnd"/>
+      <w:r>
+        <w:rPr>
+          <w:lang w:val="en-IN"/>
+        </w:rPr>
+        <w:t xml:space="preserve"> </w:t>
       </w:r>
     </w:p>
     <w:p>
@@ -401,11 +417,19 @@
           <w:lang w:val="en-IN"/>
         </w:rPr>
       </w:pPr>
-      <w:r>
-        <w:rPr>
-          <w:lang w:val="en-IN"/>
-        </w:rPr>
-        <w:t xml:space="preserve">billing_amount </w:t>
+      <w:proofErr w:type="spellStart"/>
+      <w:r>
+        <w:rPr>
+          <w:lang w:val="en-IN"/>
+        </w:rPr>
+        <w:t>billing_amount</w:t>
+      </w:r>
+      <w:proofErr w:type="spellEnd"/>
+      <w:r>
+        <w:rPr>
+          <w:lang w:val="en-IN"/>
+        </w:rPr>
+        <w:t xml:space="preserve"> </w:t>
       </w:r>
     </w:p>
     <w:p>
@@ -419,7 +443,7 @@
           <w:lang w:val="en-IN"/>
         </w:rPr>
         <w:pict w14:anchorId="34E3623F">
-          <v:rect id="_x0000_i1207" style="width:0;height:1.5pt" o:hralign="center" o:hrstd="t" o:hr="t" fillcolor="#a0a0a0" stroked="f"/>
+          <v:rect id="_x0000_i1027" style="width:0;height:1.5pt" o:hralign="center" o:hrstd="t" o:hr="t" fillcolor="#a0a0a0" stroked="f"/>
         </w:pict>
       </w:r>
     </w:p>
@@ -554,7 +578,7 @@
           <w:lang w:val="en-IN"/>
         </w:rPr>
         <w:pict w14:anchorId="123CCEB3">
-          <v:rect id="_x0000_i1208" style="width:0;height:1.5pt" o:hralign="center" o:hrstd="t" o:hr="t" fillcolor="#a0a0a0" stroked="f"/>
+          <v:rect id="_x0000_i1028" style="width:0;height:1.5pt" o:hralign="center" o:hrstd="t" o:hr="t" fillcolor="#a0a0a0" stroked="f"/>
         </w:pict>
       </w:r>
     </w:p>
@@ -619,11 +643,19 @@
           <w:lang w:val="en-IN"/>
         </w:rPr>
       </w:pPr>
-      <w:r>
-        <w:rPr>
-          <w:lang w:val="en-IN"/>
-        </w:rPr>
-        <w:t xml:space="preserve">PySpark / Pandas </w:t>
+      <w:proofErr w:type="spellStart"/>
+      <w:r>
+        <w:rPr>
+          <w:lang w:val="en-IN"/>
+        </w:rPr>
+        <w:t>PySpark</w:t>
+      </w:r>
+      <w:proofErr w:type="spellEnd"/>
+      <w:r>
+        <w:rPr>
+          <w:lang w:val="en-IN"/>
+        </w:rPr>
+        <w:t xml:space="preserve"> / Pandas </w:t>
       </w:r>
     </w:p>
     <w:p>
@@ -671,7 +703,7 @@
           <w:lang w:val="en-IN"/>
         </w:rPr>
         <w:pict w14:anchorId="41D26B44">
-          <v:rect id="_x0000_i1209" style="width:0;height:1.5pt" o:hralign="center" o:hrstd="t" o:hr="t" fillcolor="#a0a0a0" stroked="f"/>
+          <v:rect id="_x0000_i1029" style="width:0;height:1.5pt" o:hralign="center" o:hrstd="t" o:hr="t" fillcolor="#a0a0a0" stroked="f"/>
         </w:pict>
       </w:r>
     </w:p>
@@ -702,8 +734,16 @@
         <w:rPr>
           <w:lang w:val="en-IN"/>
         </w:rPr>
-        <w:t>pip install pandas pyspark</w:t>
-      </w:r>
+        <w:t xml:space="preserve">pip install pandas </w:t>
+      </w:r>
+      <w:proofErr w:type="spellStart"/>
+      <w:r>
+        <w:rPr>
+          <w:lang w:val="en-IN"/>
+        </w:rPr>
+        <w:t>pyspark</w:t>
+      </w:r>
+      <w:proofErr w:type="spellEnd"/>
     </w:p>
     <w:p>
       <w:pPr>
@@ -716,7 +756,7 @@
           <w:lang w:val="en-IN"/>
         </w:rPr>
         <w:pict w14:anchorId="4069D90F">
-          <v:rect id="_x0000_i1210" style="width:0;height:1.5pt" o:hralign="center" o:hrstd="t" o:hr="t" fillcolor="#a0a0a0" stroked="f"/>
+          <v:rect id="_x0000_i1030" style="width:0;height:1.5pt" o:hralign="center" o:hrstd="t" o:hr="t" fillcolor="#a0a0a0" stroked="f"/>
         </w:pict>
       </w:r>
     </w:p>
@@ -756,12 +796,14 @@
           <w:lang w:val="en-IN"/>
         </w:rPr>
       </w:pPr>
+      <w:proofErr w:type="spellStart"/>
       <w:r>
         <w:rPr>
           <w:lang w:val="en-IN"/>
         </w:rPr>
         <w:t>patient_id,name,age,diagnosis,visit_date,billing_amount</w:t>
       </w:r>
+      <w:proofErr w:type="spellEnd"/>
       <w:r>
         <w:rPr>
           <w:lang w:val="en-IN"/>
@@ -788,8 +830,15 @@
           <w:lang w:val="en-IN"/>
         </w:rPr>
         <w:br/>
+      </w:r>
+      <w:proofErr w:type="spellStart"/>
+      <w:r>
+        <w:rPr>
+          <w:lang w:val="en-IN"/>
+        </w:rPr>
         <w:t>3,Charlie,,Diabetes,2024-01-02,300</w:t>
       </w:r>
+      <w:proofErr w:type="spellEnd"/>
       <w:r>
         <w:rPr>
           <w:lang w:val="en-IN"/>
@@ -809,7 +858,7 @@
           <w:lang w:val="en-IN"/>
         </w:rPr>
         <w:pict w14:anchorId="37B8E79F">
-          <v:rect id="_x0000_i1211" style="width:0;height:1.5pt" o:hralign="center" o:hrstd="t" o:hr="t" fillcolor="#a0a0a0" stroked="f"/>
+          <v:rect id="_x0000_i1031" style="width:0;height:1.5pt" o:hralign="center" o:hrstd="t" o:hr="t" fillcolor="#a0a0a0" stroked="f"/>
         </w:pict>
       </w:r>
     </w:p>
@@ -841,7 +890,7 @@
           <w:lang w:val="en-IN"/>
         </w:rPr>
         <w:pict w14:anchorId="4B9A8A10">
-          <v:rect id="_x0000_i1212" style="width:0;height:1.5pt" o:hralign="center" o:hrstd="t" o:hr="t" fillcolor="#a0a0a0" stroked="f"/>
+          <v:rect id="_x0000_i1032" style="width:0;height:1.5pt" o:hralign="center" o:hrstd="t" o:hr="t" fillcolor="#a0a0a0" stroked="f"/>
         </w:pict>
       </w:r>
     </w:p>
@@ -885,7 +934,34 @@
           <w:lang w:val="en-IN"/>
         </w:rPr>
         <w:br/>
-        <w:t>df = pd.read_csv("patients.csv")</w:t>
+      </w:r>
+      <w:proofErr w:type="spellStart"/>
+      <w:r>
+        <w:rPr>
+          <w:lang w:val="en-IN"/>
+        </w:rPr>
+        <w:t>df</w:t>
+      </w:r>
+      <w:proofErr w:type="spellEnd"/>
+      <w:r>
+        <w:rPr>
+          <w:lang w:val="en-IN"/>
+        </w:rPr>
+        <w:t xml:space="preserve"> = </w:t>
+      </w:r>
+      <w:proofErr w:type="spellStart"/>
+      <w:r>
+        <w:rPr>
+          <w:lang w:val="en-IN"/>
+        </w:rPr>
+        <w:t>pd.read_csv</w:t>
+      </w:r>
+      <w:proofErr w:type="spellEnd"/>
+      <w:r>
+        <w:rPr>
+          <w:lang w:val="en-IN"/>
+        </w:rPr>
+        <w:t>("patients.csv")</w:t>
       </w:r>
     </w:p>
     <w:p>
@@ -899,7 +975,7 @@
           <w:lang w:val="en-IN"/>
         </w:rPr>
         <w:pict w14:anchorId="02AF76B6">
-          <v:rect id="_x0000_i1213" style="width:0;height:1.5pt" o:hralign="center" o:hrstd="t" o:hr="t" fillcolor="#a0a0a0" stroked="f"/>
+          <v:rect id="_x0000_i1033" style="width:0;height:1.5pt" o:hralign="center" o:hrstd="t" o:hr="t" fillcolor="#a0a0a0" stroked="f"/>
         </w:pict>
       </w:r>
     </w:p>
@@ -926,25 +1002,171 @@
           <w:lang w:val="en-IN"/>
         </w:rPr>
       </w:pPr>
-      <w:r>
-        <w:rPr>
-          <w:lang w:val="en-IN"/>
-        </w:rPr>
-        <w:t>df = df.drop_duplicates()</w:t>
-      </w:r>
-      <w:r>
-        <w:rPr>
-          <w:lang w:val="en-IN"/>
-        </w:rPr>
-        <w:br/>
-        <w:t>df["age"] = df["age"].fillna(df["age"].mean())</w:t>
-      </w:r>
-      <w:r>
-        <w:rPr>
-          <w:lang w:val="en-IN"/>
-        </w:rPr>
-        <w:br/>
-        <w:t>df["billing_amount"] = df["billing_amount"].fillna(0)</w:t>
+      <w:proofErr w:type="spellStart"/>
+      <w:r>
+        <w:rPr>
+          <w:lang w:val="en-IN"/>
+        </w:rPr>
+        <w:t>df</w:t>
+      </w:r>
+      <w:proofErr w:type="spellEnd"/>
+      <w:r>
+        <w:rPr>
+          <w:lang w:val="en-IN"/>
+        </w:rPr>
+        <w:t xml:space="preserve"> = </w:t>
+      </w:r>
+      <w:proofErr w:type="spellStart"/>
+      <w:r>
+        <w:rPr>
+          <w:lang w:val="en-IN"/>
+        </w:rPr>
+        <w:t>df.drop_duplicates</w:t>
+      </w:r>
+      <w:proofErr w:type="spellEnd"/>
+      <w:r>
+        <w:rPr>
+          <w:lang w:val="en-IN"/>
+        </w:rPr>
+        <w:t>()</w:t>
+      </w:r>
+      <w:r>
+        <w:rPr>
+          <w:lang w:val="en-IN"/>
+        </w:rPr>
+        <w:br/>
+      </w:r>
+      <w:proofErr w:type="spellStart"/>
+      <w:r>
+        <w:rPr>
+          <w:lang w:val="en-IN"/>
+        </w:rPr>
+        <w:t>df</w:t>
+      </w:r>
+      <w:proofErr w:type="spellEnd"/>
+      <w:r>
+        <w:rPr>
+          <w:lang w:val="en-IN"/>
+        </w:rPr>
+        <w:t xml:space="preserve">["age"] = </w:t>
+      </w:r>
+      <w:proofErr w:type="spellStart"/>
+      <w:r>
+        <w:rPr>
+          <w:lang w:val="en-IN"/>
+        </w:rPr>
+        <w:t>df</w:t>
+      </w:r>
+      <w:proofErr w:type="spellEnd"/>
+      <w:r>
+        <w:rPr>
+          <w:lang w:val="en-IN"/>
+        </w:rPr>
+        <w:t>["age"].</w:t>
+      </w:r>
+      <w:proofErr w:type="spellStart"/>
+      <w:r>
+        <w:rPr>
+          <w:lang w:val="en-IN"/>
+        </w:rPr>
+        <w:t>fillna</w:t>
+      </w:r>
+      <w:proofErr w:type="spellEnd"/>
+      <w:r>
+        <w:rPr>
+          <w:lang w:val="en-IN"/>
+        </w:rPr>
+        <w:t>(</w:t>
+      </w:r>
+      <w:proofErr w:type="spellStart"/>
+      <w:r>
+        <w:rPr>
+          <w:lang w:val="en-IN"/>
+        </w:rPr>
+        <w:t>df</w:t>
+      </w:r>
+      <w:proofErr w:type="spellEnd"/>
+      <w:r>
+        <w:rPr>
+          <w:lang w:val="en-IN"/>
+        </w:rPr>
+        <w:t>["age"].mean())</w:t>
+      </w:r>
+      <w:r>
+        <w:rPr>
+          <w:lang w:val="en-IN"/>
+        </w:rPr>
+        <w:br/>
+      </w:r>
+      <w:proofErr w:type="spellStart"/>
+      <w:r>
+        <w:rPr>
+          <w:lang w:val="en-IN"/>
+        </w:rPr>
+        <w:t>df</w:t>
+      </w:r>
+      <w:proofErr w:type="spellEnd"/>
+      <w:r>
+        <w:rPr>
+          <w:lang w:val="en-IN"/>
+        </w:rPr>
+        <w:t>["</w:t>
+      </w:r>
+      <w:proofErr w:type="spellStart"/>
+      <w:r>
+        <w:rPr>
+          <w:lang w:val="en-IN"/>
+        </w:rPr>
+        <w:t>billing_amount</w:t>
+      </w:r>
+      <w:proofErr w:type="spellEnd"/>
+      <w:r>
+        <w:rPr>
+          <w:lang w:val="en-IN"/>
+        </w:rPr>
+        <w:t xml:space="preserve">"] = </w:t>
+      </w:r>
+      <w:proofErr w:type="spellStart"/>
+      <w:r>
+        <w:rPr>
+          <w:lang w:val="en-IN"/>
+        </w:rPr>
+        <w:t>df</w:t>
+      </w:r>
+      <w:proofErr w:type="spellEnd"/>
+      <w:r>
+        <w:rPr>
+          <w:lang w:val="en-IN"/>
+        </w:rPr>
+        <w:t>["</w:t>
+      </w:r>
+      <w:proofErr w:type="spellStart"/>
+      <w:r>
+        <w:rPr>
+          <w:lang w:val="en-IN"/>
+        </w:rPr>
+        <w:t>billing_amount</w:t>
+      </w:r>
+      <w:proofErr w:type="spellEnd"/>
+      <w:r>
+        <w:rPr>
+          <w:lang w:val="en-IN"/>
+        </w:rPr>
+        <w:t>"].</w:t>
+      </w:r>
+      <w:proofErr w:type="spellStart"/>
+      <w:r>
+        <w:rPr>
+          <w:lang w:val="en-IN"/>
+        </w:rPr>
+        <w:t>fillna</w:t>
+      </w:r>
+      <w:proofErr w:type="spellEnd"/>
+      <w:r>
+        <w:rPr>
+          <w:lang w:val="en-IN"/>
+        </w:rPr>
+        <w:t>(0)</w:t>
       </w:r>
     </w:p>
     <w:p>
@@ -958,7 +1180,7 @@
           <w:lang w:val="en-IN"/>
         </w:rPr>
         <w:pict w14:anchorId="2069D100">
-          <v:rect id="_x0000_i1214" style="width:0;height:1.5pt" o:hralign="center" o:hrstd="t" o:hr="t" fillcolor="#a0a0a0" stroked="f"/>
+          <v:rect id="_x0000_i1034" style="width:0;height:1.5pt" o:hralign="center" o:hrstd="t" o:hr="t" fillcolor="#a0a0a0" stroked="f"/>
         </w:pict>
       </w:r>
     </w:p>
@@ -1006,7 +1228,35 @@
         <w:rPr>
           <w:lang w:val="en-IN"/>
         </w:rPr>
-        <w:t>billing = df.groupby("diagnosis")["billing_amount"].sum()</w:t>
+        <w:t xml:space="preserve">billing = </w:t>
+      </w:r>
+      <w:proofErr w:type="spellStart"/>
+      <w:r>
+        <w:rPr>
+          <w:lang w:val="en-IN"/>
+        </w:rPr>
+        <w:t>df.groupby</w:t>
+      </w:r>
+      <w:proofErr w:type="spellEnd"/>
+      <w:r>
+        <w:rPr>
+          <w:lang w:val="en-IN"/>
+        </w:rPr>
+        <w:t>("diagnosis")["</w:t>
+      </w:r>
+      <w:proofErr w:type="spellStart"/>
+      <w:r>
+        <w:rPr>
+          <w:lang w:val="en-IN"/>
+        </w:rPr>
+        <w:t>billing_amount</w:t>
+      </w:r>
+      <w:proofErr w:type="spellEnd"/>
+      <w:r>
+        <w:rPr>
+          <w:lang w:val="en-IN"/>
+        </w:rPr>
+        <w:t>"].sum()</w:t>
       </w:r>
     </w:p>
     <w:p>
@@ -1036,7 +1286,49 @@
         <w:rPr>
           <w:lang w:val="en-IN"/>
         </w:rPr>
-        <w:t>daily = df.groupby("visit_date")["patient_id"].count()</w:t>
+        <w:t xml:space="preserve">daily = </w:t>
+      </w:r>
+      <w:proofErr w:type="spellStart"/>
+      <w:r>
+        <w:rPr>
+          <w:lang w:val="en-IN"/>
+        </w:rPr>
+        <w:t>df.groupby</w:t>
+      </w:r>
+      <w:proofErr w:type="spellEnd"/>
+      <w:r>
+        <w:rPr>
+          <w:lang w:val="en-IN"/>
+        </w:rPr>
+        <w:t>("</w:t>
+      </w:r>
+      <w:proofErr w:type="spellStart"/>
+      <w:r>
+        <w:rPr>
+          <w:lang w:val="en-IN"/>
+        </w:rPr>
+        <w:t>visit_date</w:t>
+      </w:r>
+      <w:proofErr w:type="spellEnd"/>
+      <w:r>
+        <w:rPr>
+          <w:lang w:val="en-IN"/>
+        </w:rPr>
+        <w:t>")["</w:t>
+      </w:r>
+      <w:proofErr w:type="spellStart"/>
+      <w:r>
+        <w:rPr>
+          <w:lang w:val="en-IN"/>
+        </w:rPr>
+        <w:t>patient_id</w:t>
+      </w:r>
+      <w:proofErr w:type="spellEnd"/>
+      <w:r>
+        <w:rPr>
+          <w:lang w:val="en-IN"/>
+        </w:rPr>
+        <w:t>"].count()</w:t>
       </w:r>
     </w:p>
     <w:p>
@@ -1050,7 +1342,7 @@
           <w:lang w:val="en-IN"/>
         </w:rPr>
         <w:pict w14:anchorId="1683BF47">
-          <v:rect id="_x0000_i1215" style="width:0;height:1.5pt" o:hralign="center" o:hrstd="t" o:hr="t" fillcolor="#a0a0a0" stroked="f"/>
+          <v:rect id="_x0000_i1035" style="width:0;height:1.5pt" o:hralign="center" o:hrstd="t" o:hr="t" fillcolor="#a0a0a0" stroked="f"/>
         </w:pict>
       </w:r>
     </w:p>
@@ -1077,18 +1369,39 @@
           <w:lang w:val="en-IN"/>
         </w:rPr>
       </w:pPr>
-      <w:r>
-        <w:rPr>
-          <w:lang w:val="en-IN"/>
-        </w:rPr>
-        <w:t>billing.to_csv("billing.csv")</w:t>
-      </w:r>
-      <w:r>
-        <w:rPr>
-          <w:lang w:val="en-IN"/>
-        </w:rPr>
-        <w:br/>
-        <w:t>daily.to_csv("daily.csv")</w:t>
+      <w:proofErr w:type="spellStart"/>
+      <w:r>
+        <w:rPr>
+          <w:lang w:val="en-IN"/>
+        </w:rPr>
+        <w:t>billing.to_csv</w:t>
+      </w:r>
+      <w:proofErr w:type="spellEnd"/>
+      <w:r>
+        <w:rPr>
+          <w:lang w:val="en-IN"/>
+        </w:rPr>
+        <w:t>("billing.csv")</w:t>
+      </w:r>
+      <w:r>
+        <w:rPr>
+          <w:lang w:val="en-IN"/>
+        </w:rPr>
+        <w:br/>
+      </w:r>
+      <w:proofErr w:type="spellStart"/>
+      <w:r>
+        <w:rPr>
+          <w:lang w:val="en-IN"/>
+        </w:rPr>
+        <w:t>daily.to_csv</w:t>
+      </w:r>
+      <w:proofErr w:type="spellEnd"/>
+      <w:r>
+        <w:rPr>
+          <w:lang w:val="en-IN"/>
+        </w:rPr>
+        <w:t>("daily.csv")</w:t>
       </w:r>
     </w:p>
     <w:p>
@@ -1102,7 +1415,7 @@
           <w:lang w:val="en-IN"/>
         </w:rPr>
         <w:pict w14:anchorId="574DBBD7">
-          <v:rect id="_x0000_i1216" style="width:0;height:1.5pt" o:hralign="center" o:hrstd="t" o:hr="t" fillcolor="#a0a0a0" stroked="f"/>
+          <v:rect id="_x0000_i1036" style="width:0;height:1.5pt" o:hralign="center" o:hrstd="t" o:hr="t" fillcolor="#a0a0a0" stroked="f"/>
         </w:pict>
       </w:r>
     </w:p>
@@ -1219,7 +1532,7 @@
           <w:lang w:val="en-IN"/>
         </w:rPr>
         <w:pict w14:anchorId="5C2C1805">
-          <v:rect id="_x0000_i1217" style="width:0;height:1.5pt" o:hralign="center" o:hrstd="t" o:hr="t" fillcolor="#a0a0a0" stroked="f"/>
+          <v:rect id="_x0000_i1037" style="width:0;height:1.5pt" o:hralign="center" o:hrstd="t" o:hr="t" fillcolor="#a0a0a0" stroked="f"/>
         </w:pict>
       </w:r>
     </w:p>
@@ -1251,7 +1564,7 @@
           <w:lang w:val="en-IN"/>
         </w:rPr>
         <w:pict w14:anchorId="22A26DC1">
-          <v:rect id="_x0000_i1218" style="width:0;height:1.5pt" o:hralign="center" o:hrstd="t" o:hr="t" fillcolor="#a0a0a0" stroked="f"/>
+          <v:rect id="_x0000_i1038" style="width:0;height:1.5pt" o:hralign="center" o:hrstd="t" o:hr="t" fillcolor="#a0a0a0" stroked="f"/>
         </w:pict>
       </w:r>
     </w:p>
@@ -1331,7 +1644,7 @@
           <w:lang w:val="en-IN"/>
         </w:rPr>
         <w:pict w14:anchorId="4C595B35">
-          <v:rect id="_x0000_i1219" style="width:0;height:1.5pt" o:hralign="center" o:hrstd="t" o:hr="t" fillcolor="#a0a0a0" stroked="f"/>
+          <v:rect id="_x0000_i1039" style="width:0;height:1.5pt" o:hralign="center" o:hrstd="t" o:hr="t" fillcolor="#a0a0a0" stroked="f"/>
         </w:pict>
       </w:r>
     </w:p>
@@ -1375,7 +1688,49 @@
           <w:lang w:val="en-IN"/>
         </w:rPr>
         <w:br/>
-        <w:t>def load_data(file_path: str) -&gt; pd.DataFrame:</w:t>
+        <w:t xml:space="preserve">def </w:t>
+      </w:r>
+      <w:proofErr w:type="spellStart"/>
+      <w:r>
+        <w:rPr>
+          <w:lang w:val="en-IN"/>
+        </w:rPr>
+        <w:t>load_data</w:t>
+      </w:r>
+      <w:proofErr w:type="spellEnd"/>
+      <w:r>
+        <w:rPr>
+          <w:lang w:val="en-IN"/>
+        </w:rPr>
+        <w:t>(</w:t>
+      </w:r>
+      <w:proofErr w:type="spellStart"/>
+      <w:r>
+        <w:rPr>
+          <w:lang w:val="en-IN"/>
+        </w:rPr>
+        <w:t>file_path</w:t>
+      </w:r>
+      <w:proofErr w:type="spellEnd"/>
+      <w:r>
+        <w:rPr>
+          <w:lang w:val="en-IN"/>
+        </w:rPr>
+        <w:t xml:space="preserve">: str) -&gt; </w:t>
+      </w:r>
+      <w:proofErr w:type="spellStart"/>
+      <w:r>
+        <w:rPr>
+          <w:lang w:val="en-IN"/>
+        </w:rPr>
+        <w:t>pd.DataFrame</w:t>
+      </w:r>
+      <w:proofErr w:type="spellEnd"/>
+      <w:r>
+        <w:rPr>
+          <w:lang w:val="en-IN"/>
+        </w:rPr>
+        <w:t>:</w:t>
       </w:r>
       <w:r>
         <w:rPr>
@@ -1410,7 +1765,35 @@
           <w:lang w:val="en-IN"/>
         </w:rPr>
         <w:br/>
-        <w:t xml:space="preserve">        return pd.read_csv(file_path)</w:t>
+        <w:t xml:space="preserve">        return </w:t>
+      </w:r>
+      <w:proofErr w:type="spellStart"/>
+      <w:r>
+        <w:rPr>
+          <w:lang w:val="en-IN"/>
+        </w:rPr>
+        <w:t>pd.read_csv</w:t>
+      </w:r>
+      <w:proofErr w:type="spellEnd"/>
+      <w:r>
+        <w:rPr>
+          <w:lang w:val="en-IN"/>
+        </w:rPr>
+        <w:t>(</w:t>
+      </w:r>
+      <w:proofErr w:type="spellStart"/>
+      <w:r>
+        <w:rPr>
+          <w:lang w:val="en-IN"/>
+        </w:rPr>
+        <w:t>file_path</w:t>
+      </w:r>
+      <w:proofErr w:type="spellEnd"/>
+      <w:r>
+        <w:rPr>
+          <w:lang w:val="en-IN"/>
+        </w:rPr>
+        <w:t>)</w:t>
       </w:r>
       <w:r>
         <w:rPr>
@@ -1424,20 +1807,90 @@
           <w:lang w:val="en-IN"/>
         </w:rPr>
         <w:br/>
-        <w:t xml:space="preserve">        raise Exception(f"Error loading data: {e}")</w:t>
-      </w:r>
-      <w:r>
-        <w:rPr>
-          <w:lang w:val="en-IN"/>
-        </w:rPr>
-        <w:br/>
-      </w:r>
-      <w:r>
-        <w:rPr>
-          <w:lang w:val="en-IN"/>
-        </w:rPr>
-        <w:br/>
-        <w:t>def clean_data(df: pd.DataFrame) -&gt; pd.DataFrame:</w:t>
+        <w:t xml:space="preserve">        raise Exception(</w:t>
+      </w:r>
+      <w:proofErr w:type="spellStart"/>
+      <w:r>
+        <w:rPr>
+          <w:lang w:val="en-IN"/>
+        </w:rPr>
+        <w:t>f"Error</w:t>
+      </w:r>
+      <w:proofErr w:type="spellEnd"/>
+      <w:r>
+        <w:rPr>
+          <w:lang w:val="en-IN"/>
+        </w:rPr>
+        <w:t xml:space="preserve"> loading data: {e}")</w:t>
+      </w:r>
+      <w:r>
+        <w:rPr>
+          <w:lang w:val="en-IN"/>
+        </w:rPr>
+        <w:br/>
+      </w:r>
+      <w:r>
+        <w:rPr>
+          <w:lang w:val="en-IN"/>
+        </w:rPr>
+        <w:br/>
+        <w:t xml:space="preserve">def </w:t>
+      </w:r>
+      <w:proofErr w:type="spellStart"/>
+      <w:r>
+        <w:rPr>
+          <w:lang w:val="en-IN"/>
+        </w:rPr>
+        <w:t>clean_data</w:t>
+      </w:r>
+      <w:proofErr w:type="spellEnd"/>
+      <w:r>
+        <w:rPr>
+          <w:lang w:val="en-IN"/>
+        </w:rPr>
+        <w:t>(</w:t>
+      </w:r>
+      <w:proofErr w:type="spellStart"/>
+      <w:r>
+        <w:rPr>
+          <w:lang w:val="en-IN"/>
+        </w:rPr>
+        <w:t>df</w:t>
+      </w:r>
+      <w:proofErr w:type="spellEnd"/>
+      <w:r>
+        <w:rPr>
+          <w:lang w:val="en-IN"/>
+        </w:rPr>
+        <w:t xml:space="preserve">: </w:t>
+      </w:r>
+      <w:proofErr w:type="spellStart"/>
+      <w:r>
+        <w:rPr>
+          <w:lang w:val="en-IN"/>
+        </w:rPr>
+        <w:t>pd.DataFrame</w:t>
+      </w:r>
+      <w:proofErr w:type="spellEnd"/>
+      <w:r>
+        <w:rPr>
+          <w:lang w:val="en-IN"/>
+        </w:rPr>
+        <w:t xml:space="preserve">) -&gt; </w:t>
+      </w:r>
+      <w:proofErr w:type="spellStart"/>
+      <w:r>
+        <w:rPr>
+          <w:lang w:val="en-IN"/>
+        </w:rPr>
+        <w:t>pd.DataFrame</w:t>
+      </w:r>
+      <w:proofErr w:type="spellEnd"/>
+      <w:r>
+        <w:rPr>
+          <w:lang w:val="en-IN"/>
+        </w:rPr>
+        <w:t>:</w:t>
       </w:r>
       <w:r>
         <w:rPr>
@@ -1465,41 +1918,245 @@
           <w:lang w:val="en-IN"/>
         </w:rPr>
         <w:br/>
-        <w:t xml:space="preserve">    df = df.drop_duplicates()</w:t>
-      </w:r>
-      <w:r>
-        <w:rPr>
-          <w:lang w:val="en-IN"/>
-        </w:rPr>
-        <w:br/>
-        <w:t xml:space="preserve">    df["age"] = df["age"].fillna(df["age"].mean())</w:t>
-      </w:r>
-      <w:r>
-        <w:rPr>
-          <w:lang w:val="en-IN"/>
-        </w:rPr>
-        <w:br/>
-        <w:t xml:space="preserve">    df["billing_amount"] = df["billing_amount"].fillna(0)</w:t>
-      </w:r>
-      <w:r>
-        <w:rPr>
-          <w:lang w:val="en-IN"/>
-        </w:rPr>
-        <w:br/>
-        <w:t xml:space="preserve">    return df</w:t>
-      </w:r>
-      <w:r>
-        <w:rPr>
-          <w:lang w:val="en-IN"/>
-        </w:rPr>
-        <w:br/>
-      </w:r>
-      <w:r>
-        <w:rPr>
-          <w:lang w:val="en-IN"/>
-        </w:rPr>
-        <w:br/>
-        <w:t>def transform_data(df: pd.DataFrame):</w:t>
+        <w:t xml:space="preserve">    </w:t>
+      </w:r>
+      <w:proofErr w:type="spellStart"/>
+      <w:r>
+        <w:rPr>
+          <w:lang w:val="en-IN"/>
+        </w:rPr>
+        <w:t>df</w:t>
+      </w:r>
+      <w:proofErr w:type="spellEnd"/>
+      <w:r>
+        <w:rPr>
+          <w:lang w:val="en-IN"/>
+        </w:rPr>
+        <w:t xml:space="preserve"> = </w:t>
+      </w:r>
+      <w:proofErr w:type="spellStart"/>
+      <w:r>
+        <w:rPr>
+          <w:lang w:val="en-IN"/>
+        </w:rPr>
+        <w:t>df.drop_duplicates</w:t>
+      </w:r>
+      <w:proofErr w:type="spellEnd"/>
+      <w:r>
+        <w:rPr>
+          <w:lang w:val="en-IN"/>
+        </w:rPr>
+        <w:t>()</w:t>
+      </w:r>
+      <w:r>
+        <w:rPr>
+          <w:lang w:val="en-IN"/>
+        </w:rPr>
+        <w:br/>
+        <w:t xml:space="preserve">    </w:t>
+      </w:r>
+      <w:proofErr w:type="spellStart"/>
+      <w:r>
+        <w:rPr>
+          <w:lang w:val="en-IN"/>
+        </w:rPr>
+        <w:t>df</w:t>
+      </w:r>
+      <w:proofErr w:type="spellEnd"/>
+      <w:r>
+        <w:rPr>
+          <w:lang w:val="en-IN"/>
+        </w:rPr>
+        <w:t xml:space="preserve">["age"] = </w:t>
+      </w:r>
+      <w:proofErr w:type="spellStart"/>
+      <w:r>
+        <w:rPr>
+          <w:lang w:val="en-IN"/>
+        </w:rPr>
+        <w:t>df</w:t>
+      </w:r>
+      <w:proofErr w:type="spellEnd"/>
+      <w:r>
+        <w:rPr>
+          <w:lang w:val="en-IN"/>
+        </w:rPr>
+        <w:t>["age"].</w:t>
+      </w:r>
+      <w:proofErr w:type="spellStart"/>
+      <w:r>
+        <w:rPr>
+          <w:lang w:val="en-IN"/>
+        </w:rPr>
+        <w:t>fillna</w:t>
+      </w:r>
+      <w:proofErr w:type="spellEnd"/>
+      <w:r>
+        <w:rPr>
+          <w:lang w:val="en-IN"/>
+        </w:rPr>
+        <w:t>(</w:t>
+      </w:r>
+      <w:proofErr w:type="spellStart"/>
+      <w:r>
+        <w:rPr>
+          <w:lang w:val="en-IN"/>
+        </w:rPr>
+        <w:t>df</w:t>
+      </w:r>
+      <w:proofErr w:type="spellEnd"/>
+      <w:r>
+        <w:rPr>
+          <w:lang w:val="en-IN"/>
+        </w:rPr>
+        <w:t>["age"].mean())</w:t>
+      </w:r>
+      <w:r>
+        <w:rPr>
+          <w:lang w:val="en-IN"/>
+        </w:rPr>
+        <w:br/>
+        <w:t xml:space="preserve">    </w:t>
+      </w:r>
+      <w:proofErr w:type="spellStart"/>
+      <w:r>
+        <w:rPr>
+          <w:lang w:val="en-IN"/>
+        </w:rPr>
+        <w:t>df</w:t>
+      </w:r>
+      <w:proofErr w:type="spellEnd"/>
+      <w:r>
+        <w:rPr>
+          <w:lang w:val="en-IN"/>
+        </w:rPr>
+        <w:t>["</w:t>
+      </w:r>
+      <w:proofErr w:type="spellStart"/>
+      <w:r>
+        <w:rPr>
+          <w:lang w:val="en-IN"/>
+        </w:rPr>
+        <w:t>billing_amount</w:t>
+      </w:r>
+      <w:proofErr w:type="spellEnd"/>
+      <w:r>
+        <w:rPr>
+          <w:lang w:val="en-IN"/>
+        </w:rPr>
+        <w:t xml:space="preserve">"] = </w:t>
+      </w:r>
+      <w:proofErr w:type="spellStart"/>
+      <w:r>
+        <w:rPr>
+          <w:lang w:val="en-IN"/>
+        </w:rPr>
+        <w:t>df</w:t>
+      </w:r>
+      <w:proofErr w:type="spellEnd"/>
+      <w:r>
+        <w:rPr>
+          <w:lang w:val="en-IN"/>
+        </w:rPr>
+        <w:t>["</w:t>
+      </w:r>
+      <w:proofErr w:type="spellStart"/>
+      <w:r>
+        <w:rPr>
+          <w:lang w:val="en-IN"/>
+        </w:rPr>
+        <w:t>billing_amount</w:t>
+      </w:r>
+      <w:proofErr w:type="spellEnd"/>
+      <w:r>
+        <w:rPr>
+          <w:lang w:val="en-IN"/>
+        </w:rPr>
+        <w:t>"].</w:t>
+      </w:r>
+      <w:proofErr w:type="spellStart"/>
+      <w:r>
+        <w:rPr>
+          <w:lang w:val="en-IN"/>
+        </w:rPr>
+        <w:t>fillna</w:t>
+      </w:r>
+      <w:proofErr w:type="spellEnd"/>
+      <w:r>
+        <w:rPr>
+          <w:lang w:val="en-IN"/>
+        </w:rPr>
+        <w:t>(0)</w:t>
+      </w:r>
+      <w:r>
+        <w:rPr>
+          <w:lang w:val="en-IN"/>
+        </w:rPr>
+        <w:br/>
+        <w:t xml:space="preserve">    return </w:t>
+      </w:r>
+      <w:proofErr w:type="spellStart"/>
+      <w:r>
+        <w:rPr>
+          <w:lang w:val="en-IN"/>
+        </w:rPr>
+        <w:t>df</w:t>
+      </w:r>
+      <w:proofErr w:type="spellEnd"/>
+      <w:r>
+        <w:rPr>
+          <w:lang w:val="en-IN"/>
+        </w:rPr>
+        <w:br/>
+      </w:r>
+      <w:r>
+        <w:rPr>
+          <w:lang w:val="en-IN"/>
+        </w:rPr>
+        <w:br/>
+        <w:t xml:space="preserve">def </w:t>
+      </w:r>
+      <w:proofErr w:type="spellStart"/>
+      <w:r>
+        <w:rPr>
+          <w:lang w:val="en-IN"/>
+        </w:rPr>
+        <w:t>transform_data</w:t>
+      </w:r>
+      <w:proofErr w:type="spellEnd"/>
+      <w:r>
+        <w:rPr>
+          <w:lang w:val="en-IN"/>
+        </w:rPr>
+        <w:t>(</w:t>
+      </w:r>
+      <w:proofErr w:type="spellStart"/>
+      <w:r>
+        <w:rPr>
+          <w:lang w:val="en-IN"/>
+        </w:rPr>
+        <w:t>df</w:t>
+      </w:r>
+      <w:proofErr w:type="spellEnd"/>
+      <w:r>
+        <w:rPr>
+          <w:lang w:val="en-IN"/>
+        </w:rPr>
+        <w:t xml:space="preserve">: </w:t>
+      </w:r>
+      <w:proofErr w:type="spellStart"/>
+      <w:r>
+        <w:rPr>
+          <w:lang w:val="en-IN"/>
+        </w:rPr>
+        <w:t>pd.DataFrame</w:t>
+      </w:r>
+      <w:proofErr w:type="spellEnd"/>
+      <w:r>
+        <w:rPr>
+          <w:lang w:val="en-IN"/>
+        </w:rPr>
+        <w:t>):</w:t>
       </w:r>
       <w:r>
         <w:rPr>
@@ -1527,14 +2184,112 @@
           <w:lang w:val="en-IN"/>
         </w:rPr>
         <w:br/>
-        <w:t xml:space="preserve">    billing = df.groupby("diagnosis")["billing_amount"].sum().reset_index()</w:t>
-      </w:r>
-      <w:r>
-        <w:rPr>
-          <w:lang w:val="en-IN"/>
-        </w:rPr>
-        <w:br/>
-        <w:t xml:space="preserve">    daily = df.groupby("visit_date")["patient_id"].count().reset_index()</w:t>
+        <w:t xml:space="preserve">    billing = </w:t>
+      </w:r>
+      <w:proofErr w:type="spellStart"/>
+      <w:r>
+        <w:rPr>
+          <w:lang w:val="en-IN"/>
+        </w:rPr>
+        <w:t>df.groupby</w:t>
+      </w:r>
+      <w:proofErr w:type="spellEnd"/>
+      <w:r>
+        <w:rPr>
+          <w:lang w:val="en-IN"/>
+        </w:rPr>
+        <w:t>("diagnosis")["</w:t>
+      </w:r>
+      <w:proofErr w:type="spellStart"/>
+      <w:r>
+        <w:rPr>
+          <w:lang w:val="en-IN"/>
+        </w:rPr>
+        <w:t>billing_amount</w:t>
+      </w:r>
+      <w:proofErr w:type="spellEnd"/>
+      <w:r>
+        <w:rPr>
+          <w:lang w:val="en-IN"/>
+        </w:rPr>
+        <w:t>"].sum().</w:t>
+      </w:r>
+      <w:proofErr w:type="spellStart"/>
+      <w:r>
+        <w:rPr>
+          <w:lang w:val="en-IN"/>
+        </w:rPr>
+        <w:t>reset_index</w:t>
+      </w:r>
+      <w:proofErr w:type="spellEnd"/>
+      <w:r>
+        <w:rPr>
+          <w:lang w:val="en-IN"/>
+        </w:rPr>
+        <w:t>()</w:t>
+      </w:r>
+      <w:r>
+        <w:rPr>
+          <w:lang w:val="en-IN"/>
+        </w:rPr>
+        <w:br/>
+        <w:t xml:space="preserve">    daily = </w:t>
+      </w:r>
+      <w:proofErr w:type="spellStart"/>
+      <w:r>
+        <w:rPr>
+          <w:lang w:val="en-IN"/>
+        </w:rPr>
+        <w:t>df.groupby</w:t>
+      </w:r>
+      <w:proofErr w:type="spellEnd"/>
+      <w:r>
+        <w:rPr>
+          <w:lang w:val="en-IN"/>
+        </w:rPr>
+        <w:t>("</w:t>
+      </w:r>
+      <w:proofErr w:type="spellStart"/>
+      <w:r>
+        <w:rPr>
+          <w:lang w:val="en-IN"/>
+        </w:rPr>
+        <w:t>visit_date</w:t>
+      </w:r>
+      <w:proofErr w:type="spellEnd"/>
+      <w:r>
+        <w:rPr>
+          <w:lang w:val="en-IN"/>
+        </w:rPr>
+        <w:t>")["</w:t>
+      </w:r>
+      <w:proofErr w:type="spellStart"/>
+      <w:r>
+        <w:rPr>
+          <w:lang w:val="en-IN"/>
+        </w:rPr>
+        <w:t>patient_id</w:t>
+      </w:r>
+      <w:proofErr w:type="spellEnd"/>
+      <w:r>
+        <w:rPr>
+          <w:lang w:val="en-IN"/>
+        </w:rPr>
+        <w:t>"].count().</w:t>
+      </w:r>
+      <w:proofErr w:type="spellStart"/>
+      <w:r>
+        <w:rPr>
+          <w:lang w:val="en-IN"/>
+        </w:rPr>
+        <w:t>reset_index</w:t>
+      </w:r>
+      <w:proofErr w:type="spellEnd"/>
+      <w:r>
+        <w:rPr>
+          <w:lang w:val="en-IN"/>
+        </w:rPr>
+        <w:t>()</w:t>
       </w:r>
       <w:r>
         <w:rPr>
@@ -1554,7 +2309,63 @@
           <w:lang w:val="en-IN"/>
         </w:rPr>
         <w:br/>
-        <w:t>def save_data(df: pd.DataFrame, file_path: str):</w:t>
+        <w:t xml:space="preserve">def </w:t>
+      </w:r>
+      <w:proofErr w:type="spellStart"/>
+      <w:r>
+        <w:rPr>
+          <w:lang w:val="en-IN"/>
+        </w:rPr>
+        <w:t>save_data</w:t>
+      </w:r>
+      <w:proofErr w:type="spellEnd"/>
+      <w:r>
+        <w:rPr>
+          <w:lang w:val="en-IN"/>
+        </w:rPr>
+        <w:t>(</w:t>
+      </w:r>
+      <w:proofErr w:type="spellStart"/>
+      <w:r>
+        <w:rPr>
+          <w:lang w:val="en-IN"/>
+        </w:rPr>
+        <w:t>df</w:t>
+      </w:r>
+      <w:proofErr w:type="spellEnd"/>
+      <w:r>
+        <w:rPr>
+          <w:lang w:val="en-IN"/>
+        </w:rPr>
+        <w:t xml:space="preserve">: </w:t>
+      </w:r>
+      <w:proofErr w:type="spellStart"/>
+      <w:r>
+        <w:rPr>
+          <w:lang w:val="en-IN"/>
+        </w:rPr>
+        <w:t>pd.DataFrame</w:t>
+      </w:r>
+      <w:proofErr w:type="spellEnd"/>
+      <w:r>
+        <w:rPr>
+          <w:lang w:val="en-IN"/>
+        </w:rPr>
+        <w:t xml:space="preserve">, </w:t>
+      </w:r>
+      <w:proofErr w:type="spellStart"/>
+      <w:r>
+        <w:rPr>
+          <w:lang w:val="en-IN"/>
+        </w:rPr>
+        <w:t>file_path</w:t>
+      </w:r>
+      <w:proofErr w:type="spellEnd"/>
+      <w:r>
+        <w:rPr>
+          <w:lang w:val="en-IN"/>
+        </w:rPr>
+        <w:t>: str):</w:t>
       </w:r>
       <w:r>
         <w:rPr>
@@ -1568,7 +2379,21 @@
           <w:lang w:val="en-IN"/>
         </w:rPr>
         <w:br/>
-        <w:t xml:space="preserve">    Save DataFrame to CSV.</w:t>
+        <w:t xml:space="preserve">    Save </w:t>
+      </w:r>
+      <w:proofErr w:type="spellStart"/>
+      <w:r>
+        <w:rPr>
+          <w:lang w:val="en-IN"/>
+        </w:rPr>
+        <w:t>DataFrame</w:t>
+      </w:r>
+      <w:proofErr w:type="spellEnd"/>
+      <w:r>
+        <w:rPr>
+          <w:lang w:val="en-IN"/>
+        </w:rPr>
+        <w:t xml:space="preserve"> to CSV.</w:t>
       </w:r>
       <w:r>
         <w:rPr>
@@ -1582,20 +2407,62 @@
           <w:lang w:val="en-IN"/>
         </w:rPr>
         <w:br/>
-        <w:t xml:space="preserve">    df.to_csv(file_path, index=False)</w:t>
-      </w:r>
-      <w:r>
-        <w:rPr>
-          <w:lang w:val="en-IN"/>
-        </w:rPr>
-        <w:br/>
-      </w:r>
-      <w:r>
-        <w:rPr>
-          <w:lang w:val="en-IN"/>
-        </w:rPr>
-        <w:br/>
-        <w:t>def run_pipeline():</w:t>
+        <w:t xml:space="preserve">    </w:t>
+      </w:r>
+      <w:proofErr w:type="spellStart"/>
+      <w:r>
+        <w:rPr>
+          <w:lang w:val="en-IN"/>
+        </w:rPr>
+        <w:t>df.to_csv</w:t>
+      </w:r>
+      <w:proofErr w:type="spellEnd"/>
+      <w:r>
+        <w:rPr>
+          <w:lang w:val="en-IN"/>
+        </w:rPr>
+        <w:t>(</w:t>
+      </w:r>
+      <w:proofErr w:type="spellStart"/>
+      <w:r>
+        <w:rPr>
+          <w:lang w:val="en-IN"/>
+        </w:rPr>
+        <w:t>file_path</w:t>
+      </w:r>
+      <w:proofErr w:type="spellEnd"/>
+      <w:r>
+        <w:rPr>
+          <w:lang w:val="en-IN"/>
+        </w:rPr>
+        <w:t>, index=False)</w:t>
+      </w:r>
+      <w:r>
+        <w:rPr>
+          <w:lang w:val="en-IN"/>
+        </w:rPr>
+        <w:br/>
+      </w:r>
+      <w:r>
+        <w:rPr>
+          <w:lang w:val="en-IN"/>
+        </w:rPr>
+        <w:br/>
+        <w:t xml:space="preserve">def </w:t>
+      </w:r>
+      <w:proofErr w:type="spellStart"/>
+      <w:r>
+        <w:rPr>
+          <w:lang w:val="en-IN"/>
+        </w:rPr>
+        <w:t>run_pipeline</w:t>
+      </w:r>
+      <w:proofErr w:type="spellEnd"/>
+      <w:r>
+        <w:rPr>
+          <w:lang w:val="en-IN"/>
+        </w:rPr>
+        <w:t>():</w:t>
       </w:r>
       <w:r>
         <w:rPr>
@@ -1609,35 +2476,161 @@
           <w:lang w:val="en-IN"/>
         </w:rPr>
         <w:br/>
-        <w:t xml:space="preserve">        df = load_data("patients.csv")</w:t>
-      </w:r>
-      <w:r>
-        <w:rPr>
-          <w:lang w:val="en-IN"/>
-        </w:rPr>
-        <w:br/>
-        <w:t xml:space="preserve">        df = clean_data(df)</w:t>
-      </w:r>
-      <w:r>
-        <w:rPr>
-          <w:lang w:val="en-IN"/>
-        </w:rPr>
-        <w:br/>
-        <w:t xml:space="preserve">        billing, daily = transform_data(df)</w:t>
-      </w:r>
-      <w:r>
-        <w:rPr>
-          <w:lang w:val="en-IN"/>
-        </w:rPr>
-        <w:br/>
-        <w:t xml:space="preserve">        save_data(billing, "billing.csv")</w:t>
-      </w:r>
-      <w:r>
-        <w:rPr>
-          <w:lang w:val="en-IN"/>
-        </w:rPr>
-        <w:br/>
-        <w:t xml:space="preserve">        save_data(daily, "daily.csv")</w:t>
+        <w:t xml:space="preserve">        </w:t>
+      </w:r>
+      <w:proofErr w:type="spellStart"/>
+      <w:r>
+        <w:rPr>
+          <w:lang w:val="en-IN"/>
+        </w:rPr>
+        <w:t>df</w:t>
+      </w:r>
+      <w:proofErr w:type="spellEnd"/>
+      <w:r>
+        <w:rPr>
+          <w:lang w:val="en-IN"/>
+        </w:rPr>
+        <w:t xml:space="preserve"> = </w:t>
+      </w:r>
+      <w:proofErr w:type="spellStart"/>
+      <w:r>
+        <w:rPr>
+          <w:lang w:val="en-IN"/>
+        </w:rPr>
+        <w:t>load_data</w:t>
+      </w:r>
+      <w:proofErr w:type="spellEnd"/>
+      <w:r>
+        <w:rPr>
+          <w:lang w:val="en-IN"/>
+        </w:rPr>
+        <w:t>("patients.csv")</w:t>
+      </w:r>
+      <w:r>
+        <w:rPr>
+          <w:lang w:val="en-IN"/>
+        </w:rPr>
+        <w:br/>
+        <w:t xml:space="preserve">        </w:t>
+      </w:r>
+      <w:proofErr w:type="spellStart"/>
+      <w:r>
+        <w:rPr>
+          <w:lang w:val="en-IN"/>
+        </w:rPr>
+        <w:t>df</w:t>
+      </w:r>
+      <w:proofErr w:type="spellEnd"/>
+      <w:r>
+        <w:rPr>
+          <w:lang w:val="en-IN"/>
+        </w:rPr>
+        <w:t xml:space="preserve"> = </w:t>
+      </w:r>
+      <w:proofErr w:type="spellStart"/>
+      <w:r>
+        <w:rPr>
+          <w:lang w:val="en-IN"/>
+        </w:rPr>
+        <w:t>clean_data</w:t>
+      </w:r>
+      <w:proofErr w:type="spellEnd"/>
+      <w:r>
+        <w:rPr>
+          <w:lang w:val="en-IN"/>
+        </w:rPr>
+        <w:t>(</w:t>
+      </w:r>
+      <w:proofErr w:type="spellStart"/>
+      <w:r>
+        <w:rPr>
+          <w:lang w:val="en-IN"/>
+        </w:rPr>
+        <w:t>df</w:t>
+      </w:r>
+      <w:proofErr w:type="spellEnd"/>
+      <w:r>
+        <w:rPr>
+          <w:lang w:val="en-IN"/>
+        </w:rPr>
+        <w:t>)</w:t>
+      </w:r>
+      <w:r>
+        <w:rPr>
+          <w:lang w:val="en-IN"/>
+        </w:rPr>
+        <w:br/>
+        <w:t xml:space="preserve">        billing, daily = </w:t>
+      </w:r>
+      <w:proofErr w:type="spellStart"/>
+      <w:r>
+        <w:rPr>
+          <w:lang w:val="en-IN"/>
+        </w:rPr>
+        <w:t>transform_data</w:t>
+      </w:r>
+      <w:proofErr w:type="spellEnd"/>
+      <w:r>
+        <w:rPr>
+          <w:lang w:val="en-IN"/>
+        </w:rPr>
+        <w:t>(</w:t>
+      </w:r>
+      <w:proofErr w:type="spellStart"/>
+      <w:r>
+        <w:rPr>
+          <w:lang w:val="en-IN"/>
+        </w:rPr>
+        <w:t>df</w:t>
+      </w:r>
+      <w:proofErr w:type="spellEnd"/>
+      <w:r>
+        <w:rPr>
+          <w:lang w:val="en-IN"/>
+        </w:rPr>
+        <w:t>)</w:t>
+      </w:r>
+      <w:r>
+        <w:rPr>
+          <w:lang w:val="en-IN"/>
+        </w:rPr>
+        <w:br/>
+        <w:t xml:space="preserve">        </w:t>
+      </w:r>
+      <w:proofErr w:type="spellStart"/>
+      <w:r>
+        <w:rPr>
+          <w:lang w:val="en-IN"/>
+        </w:rPr>
+        <w:t>save_data</w:t>
+      </w:r>
+      <w:proofErr w:type="spellEnd"/>
+      <w:r>
+        <w:rPr>
+          <w:lang w:val="en-IN"/>
+        </w:rPr>
+        <w:t>(billing, "billing.csv")</w:t>
+      </w:r>
+      <w:r>
+        <w:rPr>
+          <w:lang w:val="en-IN"/>
+        </w:rPr>
+        <w:br/>
+        <w:t xml:space="preserve">        </w:t>
+      </w:r>
+      <w:proofErr w:type="spellStart"/>
+      <w:r>
+        <w:rPr>
+          <w:lang w:val="en-IN"/>
+        </w:rPr>
+        <w:t>save_data</w:t>
+      </w:r>
+      <w:proofErr w:type="spellEnd"/>
+      <w:r>
+        <w:rPr>
+          <w:lang w:val="en-IN"/>
+        </w:rPr>
+        <w:t>(daily, "daily.csv")</w:t>
       </w:r>
       <w:r>
         <w:rPr>
@@ -1671,7 +2664,20 @@
           <w:lang w:val="en-IN"/>
         </w:rPr>
         <w:br/>
-        <w:t>run_pipeline()</w:t>
+      </w:r>
+      <w:proofErr w:type="spellStart"/>
+      <w:r>
+        <w:rPr>
+          <w:lang w:val="en-IN"/>
+        </w:rPr>
+        <w:t>run_pipeline</w:t>
+      </w:r>
+      <w:proofErr w:type="spellEnd"/>
+      <w:r>
+        <w:rPr>
+          <w:lang w:val="en-IN"/>
+        </w:rPr>
+        <w:t>()</w:t>
       </w:r>
     </w:p>
     <w:p>
@@ -1685,7 +2691,7 @@
           <w:lang w:val="en-IN"/>
         </w:rPr>
         <w:pict w14:anchorId="1B0CCEC8">
-          <v:rect id="_x0000_i1220" style="width:0;height:1.5pt" o:hralign="center" o:hrstd="t" o:hr="t" fillcolor="#a0a0a0" stroked="f"/>
+          <v:rect id="_x0000_i1040" style="width:0;height:1.5pt" o:hralign="center" o:hrstd="t" o:hr="t" fillcolor="#a0a0a0" stroked="f"/>
         </w:pict>
       </w:r>
     </w:p>
@@ -1852,11 +2858,61 @@
           <w:lang w:val="en-IN"/>
         </w:rPr>
       </w:pPr>
-      <w:r>
-        <w:rPr>
-          <w:lang w:val="en-IN"/>
-        </w:rPr>
-        <w:t>df = df[df["visit_date"] &gt; "2024-01-01"]</w:t>
+      <w:proofErr w:type="spellStart"/>
+      <w:r>
+        <w:rPr>
+          <w:lang w:val="en-IN"/>
+        </w:rPr>
+        <w:t>df</w:t>
+      </w:r>
+      <w:proofErr w:type="spellEnd"/>
+      <w:r>
+        <w:rPr>
+          <w:lang w:val="en-IN"/>
+        </w:rPr>
+        <w:t xml:space="preserve"> = </w:t>
+      </w:r>
+      <w:proofErr w:type="spellStart"/>
+      <w:r>
+        <w:rPr>
+          <w:lang w:val="en-IN"/>
+        </w:rPr>
+        <w:t>df</w:t>
+      </w:r>
+      <w:proofErr w:type="spellEnd"/>
+      <w:r>
+        <w:rPr>
+          <w:lang w:val="en-IN"/>
+        </w:rPr>
+        <w:t>[</w:t>
+      </w:r>
+      <w:proofErr w:type="spellStart"/>
+      <w:r>
+        <w:rPr>
+          <w:lang w:val="en-IN"/>
+        </w:rPr>
+        <w:t>df</w:t>
+      </w:r>
+      <w:proofErr w:type="spellEnd"/>
+      <w:r>
+        <w:rPr>
+          <w:lang w:val="en-IN"/>
+        </w:rPr>
+        <w:t>["</w:t>
+      </w:r>
+      <w:proofErr w:type="spellStart"/>
+      <w:r>
+        <w:rPr>
+          <w:lang w:val="en-IN"/>
+        </w:rPr>
+        <w:t>visit_date</w:t>
+      </w:r>
+      <w:proofErr w:type="spellEnd"/>
+      <w:r>
+        <w:rPr>
+          <w:lang w:val="en-IN"/>
+        </w:rPr>
+        <w:t>"] &gt; "2024-01-01"]</w:t>
       </w:r>
     </w:p>
     <w:p>
@@ -1870,7 +2926,7 @@
           <w:lang w:val="en-IN"/>
         </w:rPr>
         <w:pict w14:anchorId="5794EF73">
-          <v:rect id="_x0000_i1223" style="width:0;height:1.5pt" o:hralign="center" o:hrstd="t" o:hr="t" fillcolor="#a0a0a0" stroked="f"/>
+          <v:rect id="_x0000_i1041" style="width:0;height:1.5pt" o:hralign="center" o:hrstd="t" o:hr="t" fillcolor="#a0a0a0" stroked="f"/>
         </w:pict>
       </w:r>
     </w:p>
@@ -1922,12 +2978,14 @@
           <w:lang w:val="en-IN"/>
         </w:rPr>
       </w:pPr>
+      <w:proofErr w:type="spellStart"/>
       <w:r>
         <w:rPr>
           <w:lang w:val="en-IN"/>
         </w:rPr>
         <w:t>insurance_type</w:t>
       </w:r>
+      <w:proofErr w:type="spellEnd"/>
     </w:p>
     <w:p>
       <w:pPr>
@@ -1987,7 +3045,7 @@
           <w:lang w:val="en-IN"/>
         </w:rPr>
         <w:pict w14:anchorId="07B2FB94">
-          <v:rect id="_x0000_i1224" style="width:0;height:1.5pt" o:hralign="center" o:hrstd="t" o:hr="t" fillcolor="#a0a0a0" stroked="f"/>
+          <v:rect id="_x0000_i1042" style="width:0;height:1.5pt" o:hralign="center" o:hrstd="t" o:hr="t" fillcolor="#a0a0a0" stroked="f"/>
         </w:pict>
       </w:r>
     </w:p>
@@ -2104,7 +3162,7 @@
           <w:lang w:val="en-IN"/>
         </w:rPr>
         <w:pict w14:anchorId="786A0659">
-          <v:rect id="_x0000_i1225" style="width:0;height:1.5pt" o:hralign="center" o:hrstd="t" o:hr="t" fillcolor="#a0a0a0" stroked="f"/>
+          <v:rect id="_x0000_i1043" style="width:0;height:1.5pt" o:hralign="center" o:hrstd="t" o:hr="t" fillcolor="#a0a0a0" stroked="f"/>
         </w:pict>
       </w:r>
     </w:p>
@@ -2138,27 +3196,80 @@
           <w:bCs/>
           <w:lang w:val="en-IN"/>
         </w:rPr>
-        <w:t>. Optimization (PySpark)</w:t>
-      </w:r>
-    </w:p>
-    <w:p>
-      <w:pPr>
-        <w:rPr>
-          <w:lang w:val="en-IN"/>
-        </w:rPr>
-      </w:pPr>
-      <w:r>
-        <w:rPr>
-          <w:lang w:val="en-IN"/>
-        </w:rPr>
-        <w:t>df = spark.read.csv("patients.csv", header=True)</w:t>
-      </w:r>
-      <w:r>
-        <w:rPr>
-          <w:lang w:val="en-IN"/>
-        </w:rPr>
-        <w:br/>
-        <w:t>df = df.repartition("diagnosis")</w:t>
+        <w:t>. Optimization (</w:t>
+      </w:r>
+      <w:proofErr w:type="spellStart"/>
+      <w:r>
+        <w:rPr>
+          <w:b/>
+          <w:bCs/>
+          <w:lang w:val="en-IN"/>
+        </w:rPr>
+        <w:t>PySpark</w:t>
+      </w:r>
+      <w:proofErr w:type="spellEnd"/>
+      <w:r>
+        <w:rPr>
+          <w:b/>
+          <w:bCs/>
+          <w:lang w:val="en-IN"/>
+        </w:rPr>
+        <w:t>)</w:t>
+      </w:r>
+    </w:p>
+    <w:p>
+      <w:pPr>
+        <w:rPr>
+          <w:lang w:val="en-IN"/>
+        </w:rPr>
+      </w:pPr>
+      <w:proofErr w:type="spellStart"/>
+      <w:r>
+        <w:rPr>
+          <w:lang w:val="en-IN"/>
+        </w:rPr>
+        <w:t>df</w:t>
+      </w:r>
+      <w:proofErr w:type="spellEnd"/>
+      <w:r>
+        <w:rPr>
+          <w:lang w:val="en-IN"/>
+        </w:rPr>
+        <w:t xml:space="preserve"> = spark.read.csv("patients.csv", header=True)</w:t>
+      </w:r>
+      <w:r>
+        <w:rPr>
+          <w:lang w:val="en-IN"/>
+        </w:rPr>
+        <w:br/>
+      </w:r>
+      <w:proofErr w:type="spellStart"/>
+      <w:r>
+        <w:rPr>
+          <w:lang w:val="en-IN"/>
+        </w:rPr>
+        <w:t>df</w:t>
+      </w:r>
+      <w:proofErr w:type="spellEnd"/>
+      <w:r>
+        <w:rPr>
+          <w:lang w:val="en-IN"/>
+        </w:rPr>
+        <w:t xml:space="preserve"> = </w:t>
+      </w:r>
+      <w:proofErr w:type="spellStart"/>
+      <w:r>
+        <w:rPr>
+          <w:lang w:val="en-IN"/>
+        </w:rPr>
+        <w:t>df.repartition</w:t>
+      </w:r>
+      <w:proofErr w:type="spellEnd"/>
+      <w:r>
+        <w:rPr>
+          <w:lang w:val="en-IN"/>
+        </w:rPr>
+        <w:t>("diagnosis")</w:t>
       </w:r>
     </w:p>
     <w:p>
@@ -2172,7 +3283,7 @@
           <w:lang w:val="en-IN"/>
         </w:rPr>
         <w:pict w14:anchorId="16827D45">
-          <v:rect id="_x0000_i1226" style="width:0;height:1.5pt" o:hralign="center" o:hrstd="t" o:hr="t" fillcolor="#a0a0a0" stroked="f"/>
+          <v:rect id="_x0000_i1044" style="width:0;height:1.5pt" o:hralign="center" o:hrstd="t" o:hr="t" fillcolor="#a0a0a0" stroked="f"/>
         </w:pict>
       </w:r>
     </w:p>
@@ -2284,7 +3395,7 @@
           <w:lang w:val="en-IN"/>
         </w:rPr>
         <w:pict w14:anchorId="270C7A23">
-          <v:rect id="_x0000_i1227" style="width:0;height:1.5pt" o:hralign="center" o:hrstd="t" o:hr="t" fillcolor="#a0a0a0" stroked="f"/>
+          <v:rect id="_x0000_i1045" style="width:0;height:1.5pt" o:hralign="center" o:hrstd="t" o:hr="t" fillcolor="#a0a0a0" stroked="f"/>
         </w:pict>
       </w:r>
     </w:p>
@@ -2362,7 +3473,7 @@
           <w:lang w:val="en-IN"/>
         </w:rPr>
         <w:pict w14:anchorId="24B661CA">
-          <v:rect id="_x0000_i1228" style="width:0;height:1.5pt" o:hralign="center" o:hrstd="t" o:hr="t" fillcolor="#a0a0a0" stroked="f"/>
+          <v:rect id="_x0000_i1046" style="width:0;height:1.5pt" o:hralign="center" o:hrstd="t" o:hr="t" fillcolor="#a0a0a0" stroked="f"/>
         </w:pict>
       </w:r>
     </w:p>
@@ -2428,7 +3539,7 @@
           <w:lang w:val="en-IN"/>
         </w:rPr>
         <w:pict w14:anchorId="03D24A65">
-          <v:rect id="_x0000_i1229" style="width:0;height:1.5pt" o:hralign="center" o:hrstd="t" o:hr="t" fillcolor="#a0a0a0" stroked="f"/>
+          <v:rect id="_x0000_i1047" style="width:0;height:1.5pt" o:hralign="center" o:hrstd="t" o:hr="t" fillcolor="#a0a0a0" stroked="f"/>
         </w:pict>
       </w:r>
     </w:p>
@@ -2494,7 +3605,7 @@
           <w:lang w:val="en-IN"/>
         </w:rPr>
         <w:pict w14:anchorId="357CA729">
-          <v:rect id="_x0000_i1230" style="width:0;height:1.5pt" o:hralign="center" o:hrstd="t" o:hr="t" fillcolor="#a0a0a0" stroked="f"/>
+          <v:rect id="_x0000_i1048" style="width:0;height:1.5pt" o:hralign="center" o:hrstd="t" o:hr="t" fillcolor="#a0a0a0" stroked="f"/>
         </w:pict>
       </w:r>
     </w:p>
@@ -2558,7 +3669,21 @@
         <w:rPr>
           <w:lang w:val="en-IN"/>
         </w:rPr>
-        <w:t>Add new column hospital_id → update pipeline</w:t>
+        <w:t xml:space="preserve">Add new column </w:t>
+      </w:r>
+      <w:proofErr w:type="spellStart"/>
+      <w:r>
+        <w:rPr>
+          <w:lang w:val="en-IN"/>
+        </w:rPr>
+        <w:t>hospital_id</w:t>
+      </w:r>
+      <w:proofErr w:type="spellEnd"/>
+      <w:r>
+        <w:rPr>
+          <w:lang w:val="en-IN"/>
+        </w:rPr>
+        <w:t xml:space="preserve"> → update pipeline</w:t>
       </w:r>
     </w:p>
     <w:p>
@@ -2620,6 +3745,3032 @@
         </w:rPr>
         <w:t>Add logging</w:t>
       </w:r>
+    </w:p>
+    <w:p>
+      <w:pPr>
+        <w:rPr>
+          <w:lang w:val="en-IN"/>
+        </w:rPr>
+      </w:pPr>
+    </w:p>
+    <w:p>
+      <w:pPr>
+        <w:rPr>
+          <w:b/>
+          <w:bCs/>
+          <w:lang w:val="en-IN"/>
+        </w:rPr>
+      </w:pPr>
+      <w:r>
+        <w:rPr>
+          <w:b/>
+          <w:bCs/>
+          <w:lang w:val="en-IN"/>
+        </w:rPr>
+        <w:t xml:space="preserve">Exercise 1 — Add New Column </w:t>
+      </w:r>
+      <w:proofErr w:type="spellStart"/>
+      <w:r>
+        <w:rPr>
+          <w:b/>
+          <w:bCs/>
+          <w:lang w:val="en-IN"/>
+        </w:rPr>
+        <w:t>hospital_id</w:t>
+      </w:r>
+      <w:proofErr w:type="spellEnd"/>
+      <w:r>
+        <w:rPr>
+          <w:b/>
+          <w:bCs/>
+          <w:lang w:val="en-IN"/>
+        </w:rPr>
+        <w:t xml:space="preserve"> and Update Pipeline</w:t>
+      </w:r>
+    </w:p>
+    <w:p>
+      <w:pPr>
+        <w:rPr>
+          <w:b/>
+          <w:bCs/>
+          <w:lang w:val="en-IN"/>
+        </w:rPr>
+      </w:pPr>
+      <w:r>
+        <w:rPr>
+          <w:b/>
+          <w:bCs/>
+          <w:lang w:val="en-IN"/>
+        </w:rPr>
+        <w:t>Objective</w:t>
+      </w:r>
+    </w:p>
+    <w:p>
+      <w:pPr>
+        <w:rPr>
+          <w:lang w:val="en-IN"/>
+        </w:rPr>
+      </w:pPr>
+      <w:r>
+        <w:rPr>
+          <w:lang w:val="en-IN"/>
+        </w:rPr>
+        <w:t xml:space="preserve">Enhance the healthcare ingestion pipeline by introducing a new column called </w:t>
+      </w:r>
+      <w:proofErr w:type="spellStart"/>
+      <w:r>
+        <w:rPr>
+          <w:lang w:val="en-IN"/>
+        </w:rPr>
+        <w:t>hospital_id</w:t>
+      </w:r>
+      <w:proofErr w:type="spellEnd"/>
+      <w:r>
+        <w:rPr>
+          <w:lang w:val="en-IN"/>
+        </w:rPr>
+        <w:t>.</w:t>
+      </w:r>
+    </w:p>
+    <w:p>
+      <w:pPr>
+        <w:rPr>
+          <w:lang w:val="en-IN"/>
+        </w:rPr>
+      </w:pPr>
+      <w:r>
+        <w:rPr>
+          <w:lang w:val="en-IN"/>
+        </w:rPr>
+        <w:pict w14:anchorId="6B5097EE">
+          <v:rect id="_x0000_i1175" style="width:0;height:1.5pt" o:hralign="center" o:hrstd="t" o:hr="t" fillcolor="#a0a0a0" stroked="f"/>
+        </w:pict>
+      </w:r>
+    </w:p>
+    <w:p>
+      <w:pPr>
+        <w:rPr>
+          <w:b/>
+          <w:bCs/>
+          <w:lang w:val="en-IN"/>
+        </w:rPr>
+      </w:pPr>
+      <w:r>
+        <w:rPr>
+          <w:b/>
+          <w:bCs/>
+          <w:lang w:val="en-IN"/>
+        </w:rPr>
+        <w:t>Existing Dataset</w:t>
+      </w:r>
+    </w:p>
+    <w:p>
+      <w:pPr>
+        <w:rPr>
+          <w:b/>
+          <w:bCs/>
+          <w:lang w:val="en-IN"/>
+        </w:rPr>
+      </w:pPr>
+      <w:r>
+        <w:rPr>
+          <w:b/>
+          <w:bCs/>
+          <w:lang w:val="en-IN"/>
+        </w:rPr>
+        <w:t>Before</w:t>
+      </w:r>
+    </w:p>
+    <w:tbl>
+      <w:tblPr>
+        <w:tblW w:w="0" w:type="auto"/>
+        <w:tblCellSpacing w:w="15" w:type="dxa"/>
+        <w:tblCellMar>
+          <w:top w:w="15" w:type="dxa"/>
+          <w:left w:w="15" w:type="dxa"/>
+          <w:bottom w:w="15" w:type="dxa"/>
+          <w:right w:w="15" w:type="dxa"/>
+        </w:tblCellMar>
+        <w:tblLook w:val="04A0" w:firstRow="1" w:lastRow="0" w:firstColumn="1" w:lastColumn="0" w:noHBand="0" w:noVBand="1"/>
+      </w:tblPr>
+      <w:tblGrid>
+        <w:gridCol w:w="1019"/>
+        <w:gridCol w:w="1348"/>
+        <w:gridCol w:w="846"/>
+        <w:gridCol w:w="794"/>
+      </w:tblGrid>
+      <w:tr>
+        <w:trPr>
+          <w:tblHeader/>
+          <w:tblCellSpacing w:w="15" w:type="dxa"/>
+        </w:trPr>
+        <w:tc>
+          <w:tcPr>
+            <w:tcW w:w="0" w:type="auto"/>
+            <w:vAlign w:val="center"/>
+            <w:hideMark/>
+          </w:tcPr>
+          <w:p>
+            <w:pPr>
+              <w:rPr>
+                <w:b/>
+                <w:bCs/>
+                <w:lang w:val="en-IN"/>
+              </w:rPr>
+            </w:pPr>
+            <w:proofErr w:type="spellStart"/>
+            <w:r>
+              <w:rPr>
+                <w:b/>
+                <w:bCs/>
+                <w:lang w:val="en-IN"/>
+              </w:rPr>
+              <w:t>patient_id</w:t>
+            </w:r>
+            <w:proofErr w:type="spellEnd"/>
+          </w:p>
+        </w:tc>
+        <w:tc>
+          <w:tcPr>
+            <w:tcW w:w="0" w:type="auto"/>
+            <w:vAlign w:val="center"/>
+            <w:hideMark/>
+          </w:tcPr>
+          <w:p>
+            <w:pPr>
+              <w:rPr>
+                <w:b/>
+                <w:bCs/>
+                <w:lang w:val="en-IN"/>
+              </w:rPr>
+            </w:pPr>
+            <w:proofErr w:type="spellStart"/>
+            <w:r>
+              <w:rPr>
+                <w:b/>
+                <w:bCs/>
+                <w:lang w:val="en-IN"/>
+              </w:rPr>
+              <w:t>patient_name</w:t>
+            </w:r>
+            <w:proofErr w:type="spellEnd"/>
+          </w:p>
+        </w:tc>
+        <w:tc>
+          <w:tcPr>
+            <w:tcW w:w="0" w:type="auto"/>
+            <w:vAlign w:val="center"/>
+            <w:hideMark/>
+          </w:tcPr>
+          <w:p>
+            <w:pPr>
+              <w:rPr>
+                <w:b/>
+                <w:bCs/>
+                <w:lang w:val="en-IN"/>
+              </w:rPr>
+            </w:pPr>
+            <w:r>
+              <w:rPr>
+                <w:b/>
+                <w:bCs/>
+                <w:lang w:val="en-IN"/>
+              </w:rPr>
+              <w:t>disease</w:t>
+            </w:r>
+          </w:p>
+        </w:tc>
+        <w:tc>
+          <w:tcPr>
+            <w:tcW w:w="0" w:type="auto"/>
+            <w:vAlign w:val="center"/>
+            <w:hideMark/>
+          </w:tcPr>
+          <w:p>
+            <w:pPr>
+              <w:rPr>
+                <w:b/>
+                <w:bCs/>
+                <w:lang w:val="en-IN"/>
+              </w:rPr>
+            </w:pPr>
+            <w:r>
+              <w:rPr>
+                <w:b/>
+                <w:bCs/>
+                <w:lang w:val="en-IN"/>
+              </w:rPr>
+              <w:t>amount</w:t>
+            </w:r>
+          </w:p>
+        </w:tc>
+      </w:tr>
+      <w:tr>
+        <w:trPr>
+          <w:tblCellSpacing w:w="15" w:type="dxa"/>
+        </w:trPr>
+        <w:tc>
+          <w:tcPr>
+            <w:tcW w:w="0" w:type="auto"/>
+            <w:vAlign w:val="center"/>
+            <w:hideMark/>
+          </w:tcPr>
+          <w:p>
+            <w:pPr>
+              <w:rPr>
+                <w:lang w:val="en-IN"/>
+              </w:rPr>
+            </w:pPr>
+            <w:r>
+              <w:rPr>
+                <w:lang w:val="en-IN"/>
+              </w:rPr>
+              <w:t>101</w:t>
+            </w:r>
+          </w:p>
+        </w:tc>
+        <w:tc>
+          <w:tcPr>
+            <w:tcW w:w="0" w:type="auto"/>
+            <w:vAlign w:val="center"/>
+            <w:hideMark/>
+          </w:tcPr>
+          <w:p>
+            <w:pPr>
+              <w:rPr>
+                <w:lang w:val="en-IN"/>
+              </w:rPr>
+            </w:pPr>
+            <w:r>
+              <w:rPr>
+                <w:lang w:val="en-IN"/>
+              </w:rPr>
+              <w:t>John</w:t>
+            </w:r>
+          </w:p>
+        </w:tc>
+        <w:tc>
+          <w:tcPr>
+            <w:tcW w:w="0" w:type="auto"/>
+            <w:vAlign w:val="center"/>
+            <w:hideMark/>
+          </w:tcPr>
+          <w:p>
+            <w:pPr>
+              <w:rPr>
+                <w:lang w:val="en-IN"/>
+              </w:rPr>
+            </w:pPr>
+            <w:r>
+              <w:rPr>
+                <w:lang w:val="en-IN"/>
+              </w:rPr>
+              <w:t>Diabetes</w:t>
+            </w:r>
+          </w:p>
+        </w:tc>
+        <w:tc>
+          <w:tcPr>
+            <w:tcW w:w="0" w:type="auto"/>
+            <w:vAlign w:val="center"/>
+            <w:hideMark/>
+          </w:tcPr>
+          <w:p>
+            <w:pPr>
+              <w:rPr>
+                <w:lang w:val="en-IN"/>
+              </w:rPr>
+            </w:pPr>
+            <w:r>
+              <w:rPr>
+                <w:lang w:val="en-IN"/>
+              </w:rPr>
+              <w:t>5000</w:t>
+            </w:r>
+          </w:p>
+        </w:tc>
+      </w:tr>
+    </w:tbl>
+    <w:p>
+      <w:pPr>
+        <w:rPr>
+          <w:lang w:val="en-IN"/>
+        </w:rPr>
+      </w:pPr>
+      <w:r>
+        <w:rPr>
+          <w:lang w:val="en-IN"/>
+        </w:rPr>
+        <w:pict w14:anchorId="0DE18046">
+          <v:rect id="_x0000_i1176" style="width:0;height:1.5pt" o:hralign="center" o:hrstd="t" o:hr="t" fillcolor="#a0a0a0" stroked="f"/>
+        </w:pict>
+      </w:r>
+    </w:p>
+    <w:p>
+      <w:pPr>
+        <w:rPr>
+          <w:b/>
+          <w:bCs/>
+          <w:lang w:val="en-IN"/>
+        </w:rPr>
+      </w:pPr>
+      <w:r>
+        <w:rPr>
+          <w:b/>
+          <w:bCs/>
+          <w:lang w:val="en-IN"/>
+        </w:rPr>
+        <w:t>Step 1 — Update Source CSV</w:t>
+      </w:r>
+    </w:p>
+    <w:p>
+      <w:pPr>
+        <w:rPr>
+          <w:b/>
+          <w:bCs/>
+          <w:lang w:val="en-IN"/>
+        </w:rPr>
+      </w:pPr>
+      <w:r>
+        <w:rPr>
+          <w:b/>
+          <w:bCs/>
+          <w:lang w:val="en-IN"/>
+        </w:rPr>
+        <w:t>patients.csv</w:t>
+      </w:r>
+    </w:p>
+    <w:p>
+      <w:pPr>
+        <w:rPr>
+          <w:lang w:val="en-IN"/>
+        </w:rPr>
+      </w:pPr>
+      <w:proofErr w:type="spellStart"/>
+      <w:r>
+        <w:rPr>
+          <w:lang w:val="en-IN"/>
+        </w:rPr>
+        <w:t>patient_id,patient_name,disease,amount,hospital_id</w:t>
+      </w:r>
+      <w:proofErr w:type="spellEnd"/>
+      <w:r>
+        <w:rPr>
+          <w:lang w:val="en-IN"/>
+        </w:rPr>
+        <w:br/>
+        <w:t>101,John,Diabetes,5000,HSP001</w:t>
+      </w:r>
+      <w:r>
+        <w:rPr>
+          <w:lang w:val="en-IN"/>
+        </w:rPr>
+        <w:br/>
+        <w:t>102,David,Cardiac,8000,HSP002</w:t>
+      </w:r>
+      <w:r>
+        <w:rPr>
+          <w:lang w:val="en-IN"/>
+        </w:rPr>
+        <w:br/>
+        <w:t>103,Riya,Asthma,3000,HSP001</w:t>
+      </w:r>
+    </w:p>
+    <w:p>
+      <w:pPr>
+        <w:rPr>
+          <w:lang w:val="en-IN"/>
+        </w:rPr>
+      </w:pPr>
+      <w:r>
+        <w:rPr>
+          <w:lang w:val="en-IN"/>
+        </w:rPr>
+        <w:pict w14:anchorId="1F02A5D2">
+          <v:rect id="_x0000_i1177" style="width:0;height:1.5pt" o:hralign="center" o:hrstd="t" o:hr="t" fillcolor="#a0a0a0" stroked="f"/>
+        </w:pict>
+      </w:r>
+    </w:p>
+    <w:p>
+      <w:pPr>
+        <w:rPr>
+          <w:b/>
+          <w:bCs/>
+          <w:lang w:val="en-IN"/>
+        </w:rPr>
+      </w:pPr>
+      <w:r>
+        <w:rPr>
+          <w:b/>
+          <w:bCs/>
+          <w:lang w:val="en-IN"/>
+        </w:rPr>
+        <w:t xml:space="preserve">Step 2 — Update </w:t>
+      </w:r>
+      <w:proofErr w:type="spellStart"/>
+      <w:r>
+        <w:rPr>
+          <w:b/>
+          <w:bCs/>
+          <w:lang w:val="en-IN"/>
+        </w:rPr>
+        <w:t>PySpark</w:t>
+      </w:r>
+      <w:proofErr w:type="spellEnd"/>
+      <w:r>
+        <w:rPr>
+          <w:b/>
+          <w:bCs/>
+          <w:lang w:val="en-IN"/>
+        </w:rPr>
+        <w:t xml:space="preserve"> Pipeline</w:t>
+      </w:r>
+    </w:p>
+    <w:p>
+      <w:pPr>
+        <w:rPr>
+          <w:b/>
+          <w:bCs/>
+          <w:lang w:val="en-IN"/>
+        </w:rPr>
+      </w:pPr>
+      <w:r>
+        <w:rPr>
+          <w:b/>
+          <w:bCs/>
+          <w:lang w:val="en-IN"/>
+        </w:rPr>
+        <w:t>ingest_patients.py</w:t>
+      </w:r>
+    </w:p>
+    <w:p>
+      <w:pPr>
+        <w:rPr>
+          <w:lang w:val="en-IN"/>
+        </w:rPr>
+      </w:pPr>
+      <w:r>
+        <w:rPr>
+          <w:lang w:val="en-IN"/>
+        </w:rPr>
+        <w:t xml:space="preserve">from </w:t>
+      </w:r>
+      <w:proofErr w:type="spellStart"/>
+      <w:r>
+        <w:rPr>
+          <w:lang w:val="en-IN"/>
+        </w:rPr>
+        <w:t>pyspark.sql</w:t>
+      </w:r>
+      <w:proofErr w:type="spellEnd"/>
+      <w:r>
+        <w:rPr>
+          <w:lang w:val="en-IN"/>
+        </w:rPr>
+        <w:t xml:space="preserve"> import </w:t>
+      </w:r>
+      <w:proofErr w:type="spellStart"/>
+      <w:r>
+        <w:rPr>
+          <w:lang w:val="en-IN"/>
+        </w:rPr>
+        <w:t>SparkSession</w:t>
+      </w:r>
+      <w:proofErr w:type="spellEnd"/>
+      <w:r>
+        <w:rPr>
+          <w:lang w:val="en-IN"/>
+        </w:rPr>
+        <w:br/>
+      </w:r>
+      <w:r>
+        <w:rPr>
+          <w:lang w:val="en-IN"/>
+        </w:rPr>
+        <w:br/>
+        <w:t xml:space="preserve">spark = </w:t>
+      </w:r>
+      <w:proofErr w:type="spellStart"/>
+      <w:r>
+        <w:rPr>
+          <w:lang w:val="en-IN"/>
+        </w:rPr>
+        <w:t>SparkSession.builder</w:t>
+      </w:r>
+      <w:proofErr w:type="spellEnd"/>
+      <w:r>
+        <w:rPr>
+          <w:lang w:val="en-IN"/>
+        </w:rPr>
+        <w:t xml:space="preserve"> \</w:t>
+      </w:r>
+      <w:r>
+        <w:rPr>
+          <w:lang w:val="en-IN"/>
+        </w:rPr>
+        <w:br/>
+        <w:t xml:space="preserve">    .</w:t>
+      </w:r>
+      <w:proofErr w:type="spellStart"/>
+      <w:r>
+        <w:rPr>
+          <w:lang w:val="en-IN"/>
+        </w:rPr>
+        <w:t>appName</w:t>
+      </w:r>
+      <w:proofErr w:type="spellEnd"/>
+      <w:r>
+        <w:rPr>
+          <w:lang w:val="en-IN"/>
+        </w:rPr>
+        <w:t>("</w:t>
+      </w:r>
+      <w:proofErr w:type="spellStart"/>
+      <w:r>
+        <w:rPr>
+          <w:lang w:val="en-IN"/>
+        </w:rPr>
+        <w:t>HealthcarePipeline</w:t>
+      </w:r>
+      <w:proofErr w:type="spellEnd"/>
+      <w:r>
+        <w:rPr>
+          <w:lang w:val="en-IN"/>
+        </w:rPr>
+        <w:t>") \</w:t>
+      </w:r>
+      <w:r>
+        <w:rPr>
+          <w:lang w:val="en-IN"/>
+        </w:rPr>
+        <w:br/>
+        <w:t xml:space="preserve">    .</w:t>
+      </w:r>
+      <w:proofErr w:type="spellStart"/>
+      <w:r>
+        <w:rPr>
+          <w:lang w:val="en-IN"/>
+        </w:rPr>
+        <w:t>getOrCreate</w:t>
+      </w:r>
+      <w:proofErr w:type="spellEnd"/>
+      <w:r>
+        <w:rPr>
+          <w:lang w:val="en-IN"/>
+        </w:rPr>
+        <w:t>()</w:t>
+      </w:r>
+      <w:r>
+        <w:rPr>
+          <w:lang w:val="en-IN"/>
+        </w:rPr>
+        <w:br/>
+      </w:r>
+      <w:r>
+        <w:rPr>
+          <w:lang w:val="en-IN"/>
+        </w:rPr>
+        <w:br/>
+        <w:t># Read CSV</w:t>
+      </w:r>
+      <w:r>
+        <w:rPr>
+          <w:lang w:val="en-IN"/>
+        </w:rPr>
+        <w:br/>
+      </w:r>
+      <w:proofErr w:type="spellStart"/>
+      <w:r>
+        <w:rPr>
+          <w:lang w:val="en-IN"/>
+        </w:rPr>
+        <w:t>df</w:t>
+      </w:r>
+      <w:proofErr w:type="spellEnd"/>
+      <w:r>
+        <w:rPr>
+          <w:lang w:val="en-IN"/>
+        </w:rPr>
+        <w:t xml:space="preserve"> = </w:t>
+      </w:r>
+      <w:proofErr w:type="spellStart"/>
+      <w:r>
+        <w:rPr>
+          <w:lang w:val="en-IN"/>
+        </w:rPr>
+        <w:t>spark.read</w:t>
+      </w:r>
+      <w:proofErr w:type="spellEnd"/>
+      <w:r>
+        <w:rPr>
+          <w:lang w:val="en-IN"/>
+        </w:rPr>
+        <w:t xml:space="preserve"> \</w:t>
+      </w:r>
+      <w:r>
+        <w:rPr>
+          <w:lang w:val="en-IN"/>
+        </w:rPr>
+        <w:br/>
+        <w:t xml:space="preserve">    .option("header", True) \</w:t>
+      </w:r>
+      <w:r>
+        <w:rPr>
+          <w:lang w:val="en-IN"/>
+        </w:rPr>
+        <w:br/>
+        <w:t xml:space="preserve">    .csv("/data/patients.csv")</w:t>
+      </w:r>
+      <w:r>
+        <w:rPr>
+          <w:lang w:val="en-IN"/>
+        </w:rPr>
+        <w:br/>
+      </w:r>
+      <w:r>
+        <w:rPr>
+          <w:lang w:val="en-IN"/>
+        </w:rPr>
+        <w:br/>
+        <w:t># Validate new column</w:t>
+      </w:r>
+      <w:r>
+        <w:rPr>
+          <w:lang w:val="en-IN"/>
+        </w:rPr>
+        <w:br/>
+      </w:r>
+      <w:proofErr w:type="spellStart"/>
+      <w:r>
+        <w:rPr>
+          <w:lang w:val="en-IN"/>
+        </w:rPr>
+        <w:t>required_columns</w:t>
+      </w:r>
+      <w:proofErr w:type="spellEnd"/>
+      <w:r>
+        <w:rPr>
+          <w:lang w:val="en-IN"/>
+        </w:rPr>
+        <w:t xml:space="preserve"> = [</w:t>
+      </w:r>
+      <w:r>
+        <w:rPr>
+          <w:lang w:val="en-IN"/>
+        </w:rPr>
+        <w:br/>
+        <w:t xml:space="preserve">    "</w:t>
+      </w:r>
+      <w:proofErr w:type="spellStart"/>
+      <w:r>
+        <w:rPr>
+          <w:lang w:val="en-IN"/>
+        </w:rPr>
+        <w:t>patient_id</w:t>
+      </w:r>
+      <w:proofErr w:type="spellEnd"/>
+      <w:r>
+        <w:rPr>
+          <w:lang w:val="en-IN"/>
+        </w:rPr>
+        <w:t>",</w:t>
+      </w:r>
+      <w:r>
+        <w:rPr>
+          <w:lang w:val="en-IN"/>
+        </w:rPr>
+        <w:br/>
+        <w:t xml:space="preserve">    "</w:t>
+      </w:r>
+      <w:proofErr w:type="spellStart"/>
+      <w:r>
+        <w:rPr>
+          <w:lang w:val="en-IN"/>
+        </w:rPr>
+        <w:t>patient_name</w:t>
+      </w:r>
+      <w:proofErr w:type="spellEnd"/>
+      <w:r>
+        <w:rPr>
+          <w:lang w:val="en-IN"/>
+        </w:rPr>
+        <w:t>",</w:t>
+      </w:r>
+      <w:r>
+        <w:rPr>
+          <w:lang w:val="en-IN"/>
+        </w:rPr>
+        <w:br/>
+        <w:t xml:space="preserve">    "disease",</w:t>
+      </w:r>
+      <w:r>
+        <w:rPr>
+          <w:lang w:val="en-IN"/>
+        </w:rPr>
+        <w:br/>
+        <w:t xml:space="preserve">    "amount",</w:t>
+      </w:r>
+      <w:r>
+        <w:rPr>
+          <w:lang w:val="en-IN"/>
+        </w:rPr>
+        <w:br/>
+        <w:t xml:space="preserve">    "</w:t>
+      </w:r>
+      <w:proofErr w:type="spellStart"/>
+      <w:r>
+        <w:rPr>
+          <w:lang w:val="en-IN"/>
+        </w:rPr>
+        <w:t>hospital_id</w:t>
+      </w:r>
+      <w:proofErr w:type="spellEnd"/>
+      <w:r>
+        <w:rPr>
+          <w:lang w:val="en-IN"/>
+        </w:rPr>
+        <w:t>"</w:t>
+      </w:r>
+      <w:r>
+        <w:rPr>
+          <w:lang w:val="en-IN"/>
+        </w:rPr>
+        <w:br/>
+        <w:t>]</w:t>
+      </w:r>
+      <w:r>
+        <w:rPr>
+          <w:lang w:val="en-IN"/>
+        </w:rPr>
+        <w:br/>
+      </w:r>
+      <w:r>
+        <w:rPr>
+          <w:lang w:val="en-IN"/>
+        </w:rPr>
+        <w:br/>
+      </w:r>
+      <w:proofErr w:type="spellStart"/>
+      <w:r>
+        <w:rPr>
+          <w:lang w:val="en-IN"/>
+        </w:rPr>
+        <w:t>missing_cols</w:t>
+      </w:r>
+      <w:proofErr w:type="spellEnd"/>
+      <w:r>
+        <w:rPr>
+          <w:lang w:val="en-IN"/>
+        </w:rPr>
+        <w:t xml:space="preserve"> = [c for c in </w:t>
+      </w:r>
+      <w:proofErr w:type="spellStart"/>
+      <w:r>
+        <w:rPr>
+          <w:lang w:val="en-IN"/>
+        </w:rPr>
+        <w:t>required_columns</w:t>
+      </w:r>
+      <w:proofErr w:type="spellEnd"/>
+      <w:r>
+        <w:rPr>
+          <w:lang w:val="en-IN"/>
+        </w:rPr>
+        <w:t xml:space="preserve"> if c not in </w:t>
+      </w:r>
+      <w:proofErr w:type="spellStart"/>
+      <w:r>
+        <w:rPr>
+          <w:lang w:val="en-IN"/>
+        </w:rPr>
+        <w:t>df.columns</w:t>
+      </w:r>
+      <w:proofErr w:type="spellEnd"/>
+      <w:r>
+        <w:rPr>
+          <w:lang w:val="en-IN"/>
+        </w:rPr>
+        <w:t>]</w:t>
+      </w:r>
+      <w:r>
+        <w:rPr>
+          <w:lang w:val="en-IN"/>
+        </w:rPr>
+        <w:br/>
+      </w:r>
+      <w:r>
+        <w:rPr>
+          <w:lang w:val="en-IN"/>
+        </w:rPr>
+        <w:br/>
+        <w:t xml:space="preserve">if </w:t>
+      </w:r>
+      <w:proofErr w:type="spellStart"/>
+      <w:r>
+        <w:rPr>
+          <w:lang w:val="en-IN"/>
+        </w:rPr>
+        <w:t>missing_cols</w:t>
+      </w:r>
+      <w:proofErr w:type="spellEnd"/>
+      <w:r>
+        <w:rPr>
+          <w:lang w:val="en-IN"/>
+        </w:rPr>
+        <w:t>:</w:t>
+      </w:r>
+      <w:r>
+        <w:rPr>
+          <w:lang w:val="en-IN"/>
+        </w:rPr>
+        <w:br/>
+        <w:t xml:space="preserve">    raise Exception(</w:t>
+      </w:r>
+      <w:proofErr w:type="spellStart"/>
+      <w:r>
+        <w:rPr>
+          <w:lang w:val="en-IN"/>
+        </w:rPr>
+        <w:t>f"Missing</w:t>
+      </w:r>
+      <w:proofErr w:type="spellEnd"/>
+      <w:r>
+        <w:rPr>
+          <w:lang w:val="en-IN"/>
+        </w:rPr>
+        <w:t xml:space="preserve"> columns: {</w:t>
+      </w:r>
+      <w:proofErr w:type="spellStart"/>
+      <w:r>
+        <w:rPr>
+          <w:lang w:val="en-IN"/>
+        </w:rPr>
+        <w:t>missing_cols</w:t>
+      </w:r>
+      <w:proofErr w:type="spellEnd"/>
+      <w:r>
+        <w:rPr>
+          <w:lang w:val="en-IN"/>
+        </w:rPr>
+        <w:t>}")</w:t>
+      </w:r>
+      <w:r>
+        <w:rPr>
+          <w:lang w:val="en-IN"/>
+        </w:rPr>
+        <w:br/>
+      </w:r>
+      <w:r>
+        <w:rPr>
+          <w:lang w:val="en-IN"/>
+        </w:rPr>
+        <w:br/>
+        <w:t># Show schema</w:t>
+      </w:r>
+      <w:r>
+        <w:rPr>
+          <w:lang w:val="en-IN"/>
+        </w:rPr>
+        <w:br/>
+      </w:r>
+      <w:proofErr w:type="spellStart"/>
+      <w:r>
+        <w:rPr>
+          <w:lang w:val="en-IN"/>
+        </w:rPr>
+        <w:t>df.printSchema</w:t>
+      </w:r>
+      <w:proofErr w:type="spellEnd"/>
+      <w:r>
+        <w:rPr>
+          <w:lang w:val="en-IN"/>
+        </w:rPr>
+        <w:t>()</w:t>
+      </w:r>
+      <w:r>
+        <w:rPr>
+          <w:lang w:val="en-IN"/>
+        </w:rPr>
+        <w:br/>
+      </w:r>
+      <w:r>
+        <w:rPr>
+          <w:lang w:val="en-IN"/>
+        </w:rPr>
+        <w:br/>
+        <w:t># Save parquet</w:t>
+      </w:r>
+      <w:r>
+        <w:rPr>
+          <w:lang w:val="en-IN"/>
+        </w:rPr>
+        <w:br/>
+      </w:r>
+      <w:proofErr w:type="spellStart"/>
+      <w:r>
+        <w:rPr>
+          <w:lang w:val="en-IN"/>
+        </w:rPr>
+        <w:t>df.write.mode</w:t>
+      </w:r>
+      <w:proofErr w:type="spellEnd"/>
+      <w:r>
+        <w:rPr>
+          <w:lang w:val="en-IN"/>
+        </w:rPr>
+        <w:t>("overwrite") \</w:t>
+      </w:r>
+      <w:r>
+        <w:rPr>
+          <w:lang w:val="en-IN"/>
+        </w:rPr>
+        <w:br/>
+        <w:t xml:space="preserve">    .parquet("/output/</w:t>
+      </w:r>
+      <w:proofErr w:type="spellStart"/>
+      <w:r>
+        <w:rPr>
+          <w:lang w:val="en-IN"/>
+        </w:rPr>
+        <w:t>patient_parquet</w:t>
+      </w:r>
+      <w:proofErr w:type="spellEnd"/>
+      <w:r>
+        <w:rPr>
+          <w:lang w:val="en-IN"/>
+        </w:rPr>
+        <w:t>")</w:t>
+      </w:r>
+      <w:r>
+        <w:rPr>
+          <w:lang w:val="en-IN"/>
+        </w:rPr>
+        <w:br/>
+      </w:r>
+      <w:r>
+        <w:rPr>
+          <w:lang w:val="en-IN"/>
+        </w:rPr>
+        <w:br/>
+        <w:t>print("Pipeline completed successfully")</w:t>
+      </w:r>
+    </w:p>
+    <w:p>
+      <w:pPr>
+        <w:rPr>
+          <w:lang w:val="en-IN"/>
+        </w:rPr>
+      </w:pPr>
+      <w:r>
+        <w:rPr>
+          <w:lang w:val="en-IN"/>
+        </w:rPr>
+        <w:pict w14:anchorId="43A01918">
+          <v:rect id="_x0000_i1178" style="width:0;height:1.5pt" o:hralign="center" o:hrstd="t" o:hr="t" fillcolor="#a0a0a0" stroked="f"/>
+        </w:pict>
+      </w:r>
+    </w:p>
+    <w:p>
+      <w:pPr>
+        <w:rPr>
+          <w:b/>
+          <w:bCs/>
+          <w:lang w:val="en-IN"/>
+        </w:rPr>
+      </w:pPr>
+      <w:r>
+        <w:rPr>
+          <w:b/>
+          <w:bCs/>
+          <w:lang w:val="en-IN"/>
+        </w:rPr>
+        <w:t>Step 3 — Validate Output</w:t>
+      </w:r>
+    </w:p>
+    <w:p>
+      <w:pPr>
+        <w:rPr>
+          <w:lang w:val="en-IN"/>
+        </w:rPr>
+      </w:pPr>
+      <w:proofErr w:type="spellStart"/>
+      <w:r>
+        <w:rPr>
+          <w:lang w:val="en-IN"/>
+        </w:rPr>
+        <w:t>df.show</w:t>
+      </w:r>
+      <w:proofErr w:type="spellEnd"/>
+      <w:r>
+        <w:rPr>
+          <w:lang w:val="en-IN"/>
+        </w:rPr>
+        <w:t>()</w:t>
+      </w:r>
+    </w:p>
+    <w:p>
+      <w:pPr>
+        <w:rPr>
+          <w:lang w:val="en-IN"/>
+        </w:rPr>
+      </w:pPr>
+      <w:r>
+        <w:rPr>
+          <w:lang w:val="en-IN"/>
+        </w:rPr>
+        <w:t>Expected:</w:t>
+      </w:r>
+    </w:p>
+    <w:tbl>
+      <w:tblPr>
+        <w:tblW w:w="0" w:type="auto"/>
+        <w:tblCellSpacing w:w="15" w:type="dxa"/>
+        <w:tblCellMar>
+          <w:top w:w="15" w:type="dxa"/>
+          <w:left w:w="15" w:type="dxa"/>
+          <w:bottom w:w="15" w:type="dxa"/>
+          <w:right w:w="15" w:type="dxa"/>
+        </w:tblCellMar>
+        <w:tblLook w:val="04A0" w:firstRow="1" w:lastRow="0" w:firstColumn="1" w:lastColumn="0" w:noHBand="0" w:noVBand="1"/>
+      </w:tblPr>
+      <w:tblGrid>
+        <w:gridCol w:w="1019"/>
+        <w:gridCol w:w="1348"/>
+        <w:gridCol w:w="846"/>
+        <w:gridCol w:w="779"/>
+        <w:gridCol w:w="1092"/>
+      </w:tblGrid>
+      <w:tr>
+        <w:trPr>
+          <w:tblHeader/>
+          <w:tblCellSpacing w:w="15" w:type="dxa"/>
+        </w:trPr>
+        <w:tc>
+          <w:tcPr>
+            <w:tcW w:w="0" w:type="auto"/>
+            <w:vAlign w:val="center"/>
+            <w:hideMark/>
+          </w:tcPr>
+          <w:p>
+            <w:pPr>
+              <w:rPr>
+                <w:b/>
+                <w:bCs/>
+                <w:lang w:val="en-IN"/>
+              </w:rPr>
+            </w:pPr>
+            <w:proofErr w:type="spellStart"/>
+            <w:r>
+              <w:rPr>
+                <w:b/>
+                <w:bCs/>
+                <w:lang w:val="en-IN"/>
+              </w:rPr>
+              <w:t>patient_id</w:t>
+            </w:r>
+            <w:proofErr w:type="spellEnd"/>
+          </w:p>
+        </w:tc>
+        <w:tc>
+          <w:tcPr>
+            <w:tcW w:w="0" w:type="auto"/>
+            <w:vAlign w:val="center"/>
+            <w:hideMark/>
+          </w:tcPr>
+          <w:p>
+            <w:pPr>
+              <w:rPr>
+                <w:b/>
+                <w:bCs/>
+                <w:lang w:val="en-IN"/>
+              </w:rPr>
+            </w:pPr>
+            <w:proofErr w:type="spellStart"/>
+            <w:r>
+              <w:rPr>
+                <w:b/>
+                <w:bCs/>
+                <w:lang w:val="en-IN"/>
+              </w:rPr>
+              <w:t>patient_name</w:t>
+            </w:r>
+            <w:proofErr w:type="spellEnd"/>
+          </w:p>
+        </w:tc>
+        <w:tc>
+          <w:tcPr>
+            <w:tcW w:w="0" w:type="auto"/>
+            <w:vAlign w:val="center"/>
+            <w:hideMark/>
+          </w:tcPr>
+          <w:p>
+            <w:pPr>
+              <w:rPr>
+                <w:b/>
+                <w:bCs/>
+                <w:lang w:val="en-IN"/>
+              </w:rPr>
+            </w:pPr>
+            <w:r>
+              <w:rPr>
+                <w:b/>
+                <w:bCs/>
+                <w:lang w:val="en-IN"/>
+              </w:rPr>
+              <w:t>disease</w:t>
+            </w:r>
+          </w:p>
+        </w:tc>
+        <w:tc>
+          <w:tcPr>
+            <w:tcW w:w="0" w:type="auto"/>
+            <w:vAlign w:val="center"/>
+            <w:hideMark/>
+          </w:tcPr>
+          <w:p>
+            <w:pPr>
+              <w:rPr>
+                <w:b/>
+                <w:bCs/>
+                <w:lang w:val="en-IN"/>
+              </w:rPr>
+            </w:pPr>
+            <w:r>
+              <w:rPr>
+                <w:b/>
+                <w:bCs/>
+                <w:lang w:val="en-IN"/>
+              </w:rPr>
+              <w:t>amount</w:t>
+            </w:r>
+          </w:p>
+        </w:tc>
+        <w:tc>
+          <w:tcPr>
+            <w:tcW w:w="0" w:type="auto"/>
+            <w:vAlign w:val="center"/>
+            <w:hideMark/>
+          </w:tcPr>
+          <w:p>
+            <w:pPr>
+              <w:rPr>
+                <w:b/>
+                <w:bCs/>
+                <w:lang w:val="en-IN"/>
+              </w:rPr>
+            </w:pPr>
+            <w:proofErr w:type="spellStart"/>
+            <w:r>
+              <w:rPr>
+                <w:b/>
+                <w:bCs/>
+                <w:lang w:val="en-IN"/>
+              </w:rPr>
+              <w:t>hospital_id</w:t>
+            </w:r>
+            <w:proofErr w:type="spellEnd"/>
+          </w:p>
+        </w:tc>
+      </w:tr>
+      <w:tr>
+        <w:trPr>
+          <w:tblCellSpacing w:w="15" w:type="dxa"/>
+        </w:trPr>
+        <w:tc>
+          <w:tcPr>
+            <w:tcW w:w="0" w:type="auto"/>
+            <w:vAlign w:val="center"/>
+            <w:hideMark/>
+          </w:tcPr>
+          <w:p>
+            <w:pPr>
+              <w:rPr>
+                <w:lang w:val="en-IN"/>
+              </w:rPr>
+            </w:pPr>
+            <w:r>
+              <w:rPr>
+                <w:lang w:val="en-IN"/>
+              </w:rPr>
+              <w:t>101</w:t>
+            </w:r>
+          </w:p>
+        </w:tc>
+        <w:tc>
+          <w:tcPr>
+            <w:tcW w:w="0" w:type="auto"/>
+            <w:vAlign w:val="center"/>
+            <w:hideMark/>
+          </w:tcPr>
+          <w:p>
+            <w:pPr>
+              <w:rPr>
+                <w:lang w:val="en-IN"/>
+              </w:rPr>
+            </w:pPr>
+            <w:r>
+              <w:rPr>
+                <w:lang w:val="en-IN"/>
+              </w:rPr>
+              <w:t>John</w:t>
+            </w:r>
+          </w:p>
+        </w:tc>
+        <w:tc>
+          <w:tcPr>
+            <w:tcW w:w="0" w:type="auto"/>
+            <w:vAlign w:val="center"/>
+            <w:hideMark/>
+          </w:tcPr>
+          <w:p>
+            <w:pPr>
+              <w:rPr>
+                <w:lang w:val="en-IN"/>
+              </w:rPr>
+            </w:pPr>
+            <w:r>
+              <w:rPr>
+                <w:lang w:val="en-IN"/>
+              </w:rPr>
+              <w:t>Diabetes</w:t>
+            </w:r>
+          </w:p>
+        </w:tc>
+        <w:tc>
+          <w:tcPr>
+            <w:tcW w:w="0" w:type="auto"/>
+            <w:vAlign w:val="center"/>
+            <w:hideMark/>
+          </w:tcPr>
+          <w:p>
+            <w:pPr>
+              <w:rPr>
+                <w:lang w:val="en-IN"/>
+              </w:rPr>
+            </w:pPr>
+            <w:r>
+              <w:rPr>
+                <w:lang w:val="en-IN"/>
+              </w:rPr>
+              <w:t>5000</w:t>
+            </w:r>
+          </w:p>
+        </w:tc>
+        <w:tc>
+          <w:tcPr>
+            <w:tcW w:w="0" w:type="auto"/>
+            <w:vAlign w:val="center"/>
+            <w:hideMark/>
+          </w:tcPr>
+          <w:p>
+            <w:pPr>
+              <w:rPr>
+                <w:lang w:val="en-IN"/>
+              </w:rPr>
+            </w:pPr>
+            <w:r>
+              <w:rPr>
+                <w:lang w:val="en-IN"/>
+              </w:rPr>
+              <w:t>HSP001</w:t>
+            </w:r>
+          </w:p>
+        </w:tc>
+      </w:tr>
+    </w:tbl>
+    <w:p>
+      <w:pPr>
+        <w:rPr>
+          <w:lang w:val="en-IN"/>
+        </w:rPr>
+      </w:pPr>
+      <w:r>
+        <w:rPr>
+          <w:lang w:val="en-IN"/>
+        </w:rPr>
+        <w:pict w14:anchorId="6FEF8336">
+          <v:rect id="_x0000_i1179" style="width:0;height:1.5pt" o:hralign="center" o:hrstd="t" o:hr="t" fillcolor="#a0a0a0" stroked="f"/>
+        </w:pict>
+      </w:r>
+    </w:p>
+    <w:p>
+      <w:pPr>
+        <w:rPr>
+          <w:b/>
+          <w:bCs/>
+          <w:lang w:val="en-IN"/>
+        </w:rPr>
+      </w:pPr>
+      <w:r>
+        <w:rPr>
+          <w:b/>
+          <w:bCs/>
+          <w:lang w:val="en-IN"/>
+        </w:rPr>
+        <w:t>Learning Outcome</w:t>
+      </w:r>
+    </w:p>
+    <w:p>
+      <w:pPr>
+        <w:rPr>
+          <w:lang w:val="en-IN"/>
+        </w:rPr>
+      </w:pPr>
+      <w:r>
+        <w:rPr>
+          <w:lang w:val="en-IN"/>
+        </w:rPr>
+        <w:t>Students learn:</w:t>
+      </w:r>
+    </w:p>
+    <w:p>
+      <w:pPr>
+        <w:numPr>
+          <w:ilvl w:val="0"/>
+          <w:numId w:val="16"/>
+        </w:numPr>
+        <w:rPr>
+          <w:lang w:val="en-IN"/>
+        </w:rPr>
+      </w:pPr>
+      <w:r>
+        <w:rPr>
+          <w:lang w:val="en-IN"/>
+        </w:rPr>
+        <w:t xml:space="preserve">schema evolution </w:t>
+      </w:r>
+    </w:p>
+    <w:p>
+      <w:pPr>
+        <w:numPr>
+          <w:ilvl w:val="0"/>
+          <w:numId w:val="16"/>
+        </w:numPr>
+        <w:rPr>
+          <w:lang w:val="en-IN"/>
+        </w:rPr>
+      </w:pPr>
+      <w:r>
+        <w:rPr>
+          <w:lang w:val="en-IN"/>
+        </w:rPr>
+        <w:t xml:space="preserve">pipeline enhancement </w:t>
+      </w:r>
+    </w:p>
+    <w:p>
+      <w:pPr>
+        <w:numPr>
+          <w:ilvl w:val="0"/>
+          <w:numId w:val="16"/>
+        </w:numPr>
+        <w:rPr>
+          <w:lang w:val="en-IN"/>
+        </w:rPr>
+      </w:pPr>
+      <w:r>
+        <w:rPr>
+          <w:lang w:val="en-IN"/>
+        </w:rPr>
+        <w:t xml:space="preserve">backward compatibility </w:t>
+      </w:r>
+    </w:p>
+    <w:p>
+      <w:pPr>
+        <w:numPr>
+          <w:ilvl w:val="0"/>
+          <w:numId w:val="16"/>
+        </w:numPr>
+        <w:rPr>
+          <w:lang w:val="en-IN"/>
+        </w:rPr>
+      </w:pPr>
+      <w:r>
+        <w:rPr>
+          <w:lang w:val="en-IN"/>
+        </w:rPr>
+        <w:t xml:space="preserve">column validation </w:t>
+      </w:r>
+    </w:p>
+    <w:p>
+      <w:pPr>
+        <w:rPr>
+          <w:lang w:val="en-IN"/>
+        </w:rPr>
+      </w:pPr>
+      <w:r>
+        <w:rPr>
+          <w:lang w:val="en-IN"/>
+        </w:rPr>
+        <w:pict w14:anchorId="5289921F">
+          <v:rect id="_x0000_i1180" style="width:0;height:1.5pt" o:hralign="center" o:hrstd="t" o:hr="t" fillcolor="#a0a0a0" stroked="f"/>
+        </w:pict>
+      </w:r>
+    </w:p>
+    <w:p>
+      <w:pPr>
+        <w:rPr>
+          <w:b/>
+          <w:bCs/>
+          <w:lang w:val="en-IN"/>
+        </w:rPr>
+      </w:pPr>
+      <w:r>
+        <w:rPr>
+          <w:b/>
+          <w:bCs/>
+          <w:lang w:val="en-IN"/>
+        </w:rPr>
+        <w:t>Exercise 2 — Simulate Null-Heavy Dataset</w:t>
+      </w:r>
+    </w:p>
+    <w:p>
+      <w:pPr>
+        <w:rPr>
+          <w:b/>
+          <w:bCs/>
+          <w:lang w:val="en-IN"/>
+        </w:rPr>
+      </w:pPr>
+      <w:r>
+        <w:rPr>
+          <w:b/>
+          <w:bCs/>
+          <w:lang w:val="en-IN"/>
+        </w:rPr>
+        <w:t>Objective</w:t>
+      </w:r>
+    </w:p>
+    <w:p>
+      <w:pPr>
+        <w:rPr>
+          <w:lang w:val="en-IN"/>
+        </w:rPr>
+      </w:pPr>
+      <w:r>
+        <w:rPr>
+          <w:lang w:val="en-IN"/>
+        </w:rPr>
+        <w:t>Test pipeline robustness against poor-quality healthcare data.</w:t>
+      </w:r>
+    </w:p>
+    <w:p>
+      <w:pPr>
+        <w:rPr>
+          <w:lang w:val="en-IN"/>
+        </w:rPr>
+      </w:pPr>
+      <w:r>
+        <w:rPr>
+          <w:lang w:val="en-IN"/>
+        </w:rPr>
+        <w:pict w14:anchorId="02B7917F">
+          <v:rect id="_x0000_i1181" style="width:0;height:1.5pt" o:hralign="center" o:hrstd="t" o:hr="t" fillcolor="#a0a0a0" stroked="f"/>
+        </w:pict>
+      </w:r>
+    </w:p>
+    <w:p>
+      <w:pPr>
+        <w:rPr>
+          <w:b/>
+          <w:bCs/>
+          <w:lang w:val="en-IN"/>
+        </w:rPr>
+      </w:pPr>
+      <w:r>
+        <w:rPr>
+          <w:b/>
+          <w:bCs/>
+          <w:lang w:val="en-IN"/>
+        </w:rPr>
+        <w:t>Step 1 — Create Bad Dataset</w:t>
+      </w:r>
+    </w:p>
+    <w:p>
+      <w:pPr>
+        <w:rPr>
+          <w:b/>
+          <w:bCs/>
+          <w:lang w:val="en-IN"/>
+        </w:rPr>
+      </w:pPr>
+      <w:r>
+        <w:rPr>
+          <w:b/>
+          <w:bCs/>
+          <w:lang w:val="en-IN"/>
+        </w:rPr>
+        <w:t>patients_nulls.csv</w:t>
+      </w:r>
+    </w:p>
+    <w:p>
+      <w:pPr>
+        <w:rPr>
+          <w:lang w:val="en-IN"/>
+        </w:rPr>
+      </w:pPr>
+      <w:proofErr w:type="spellStart"/>
+      <w:r>
+        <w:rPr>
+          <w:lang w:val="en-IN"/>
+        </w:rPr>
+        <w:t>patient_id,patient_name,disease,amount,hospital_id</w:t>
+      </w:r>
+      <w:proofErr w:type="spellEnd"/>
+      <w:r>
+        <w:rPr>
+          <w:lang w:val="en-IN"/>
+        </w:rPr>
+        <w:br/>
+        <w:t>101,John,Diabetes,5000,HSP001</w:t>
+      </w:r>
+      <w:r>
+        <w:rPr>
+          <w:lang w:val="en-IN"/>
+        </w:rPr>
+        <w:br/>
+        <w:t>102,,Cardiac,8000,HSP002</w:t>
+      </w:r>
+      <w:r>
+        <w:rPr>
+          <w:lang w:val="en-IN"/>
+        </w:rPr>
+        <w:br/>
+        <w:t>103,Riya,,3000,</w:t>
+      </w:r>
+      <w:r>
+        <w:rPr>
+          <w:lang w:val="en-IN"/>
+        </w:rPr>
+        <w:br/>
+        <w:t>104,,,,</w:t>
+      </w:r>
+    </w:p>
+    <w:p>
+      <w:pPr>
+        <w:rPr>
+          <w:lang w:val="en-IN"/>
+        </w:rPr>
+      </w:pPr>
+      <w:r>
+        <w:rPr>
+          <w:lang w:val="en-IN"/>
+        </w:rPr>
+        <w:pict w14:anchorId="57556DA2">
+          <v:rect id="_x0000_i1182" style="width:0;height:1.5pt" o:hralign="center" o:hrstd="t" o:hr="t" fillcolor="#a0a0a0" stroked="f"/>
+        </w:pict>
+      </w:r>
+    </w:p>
+    <w:p>
+      <w:pPr>
+        <w:rPr>
+          <w:b/>
+          <w:bCs/>
+          <w:lang w:val="en-IN"/>
+        </w:rPr>
+      </w:pPr>
+      <w:r>
+        <w:rPr>
+          <w:b/>
+          <w:bCs/>
+          <w:lang w:val="en-IN"/>
+        </w:rPr>
+        <w:t>Step 2 — Read Dataset</w:t>
+      </w:r>
+    </w:p>
+    <w:p>
+      <w:pPr>
+        <w:rPr>
+          <w:lang w:val="en-IN"/>
+        </w:rPr>
+      </w:pPr>
+      <w:proofErr w:type="spellStart"/>
+      <w:r>
+        <w:rPr>
+          <w:lang w:val="en-IN"/>
+        </w:rPr>
+        <w:t>df</w:t>
+      </w:r>
+      <w:proofErr w:type="spellEnd"/>
+      <w:r>
+        <w:rPr>
+          <w:lang w:val="en-IN"/>
+        </w:rPr>
+        <w:t xml:space="preserve"> = </w:t>
+      </w:r>
+      <w:proofErr w:type="spellStart"/>
+      <w:r>
+        <w:rPr>
+          <w:lang w:val="en-IN"/>
+        </w:rPr>
+        <w:t>spark.read</w:t>
+      </w:r>
+      <w:proofErr w:type="spellEnd"/>
+      <w:r>
+        <w:rPr>
+          <w:lang w:val="en-IN"/>
+        </w:rPr>
+        <w:t xml:space="preserve"> \</w:t>
+      </w:r>
+      <w:r>
+        <w:rPr>
+          <w:lang w:val="en-IN"/>
+        </w:rPr>
+        <w:br/>
+        <w:t xml:space="preserve">    .option("header", True) \</w:t>
+      </w:r>
+      <w:r>
+        <w:rPr>
+          <w:lang w:val="en-IN"/>
+        </w:rPr>
+        <w:br/>
+        <w:t xml:space="preserve">    .csv("/data/patients_nulls.csv")</w:t>
+      </w:r>
+    </w:p>
+    <w:p>
+      <w:pPr>
+        <w:rPr>
+          <w:lang w:val="en-IN"/>
+        </w:rPr>
+      </w:pPr>
+      <w:r>
+        <w:rPr>
+          <w:lang w:val="en-IN"/>
+        </w:rPr>
+        <w:pict w14:anchorId="035BB80C">
+          <v:rect id="_x0000_i1183" style="width:0;height:1.5pt" o:hralign="center" o:hrstd="t" o:hr="t" fillcolor="#a0a0a0" stroked="f"/>
+        </w:pict>
+      </w:r>
+    </w:p>
+    <w:p>
+      <w:pPr>
+        <w:rPr>
+          <w:b/>
+          <w:bCs/>
+          <w:lang w:val="en-IN"/>
+        </w:rPr>
+      </w:pPr>
+      <w:r>
+        <w:rPr>
+          <w:b/>
+          <w:bCs/>
+          <w:lang w:val="en-IN"/>
+        </w:rPr>
+        <w:t xml:space="preserve">Step 3 — </w:t>
+      </w:r>
+      <w:proofErr w:type="spellStart"/>
+      <w:r>
+        <w:rPr>
+          <w:b/>
+          <w:bCs/>
+          <w:lang w:val="en-IN"/>
+        </w:rPr>
+        <w:t>Analyze</w:t>
+      </w:r>
+      <w:proofErr w:type="spellEnd"/>
+      <w:r>
+        <w:rPr>
+          <w:b/>
+          <w:bCs/>
+          <w:lang w:val="en-IN"/>
+        </w:rPr>
+        <w:t xml:space="preserve"> Nulls</w:t>
+      </w:r>
+    </w:p>
+    <w:p>
+      <w:pPr>
+        <w:rPr>
+          <w:lang w:val="en-IN"/>
+        </w:rPr>
+      </w:pPr>
+      <w:r>
+        <w:rPr>
+          <w:lang w:val="en-IN"/>
+        </w:rPr>
+        <w:t xml:space="preserve">from </w:t>
+      </w:r>
+      <w:proofErr w:type="spellStart"/>
+      <w:r>
+        <w:rPr>
+          <w:lang w:val="en-IN"/>
+        </w:rPr>
+        <w:t>pyspark.sql.functions</w:t>
+      </w:r>
+      <w:proofErr w:type="spellEnd"/>
+      <w:r>
+        <w:rPr>
+          <w:lang w:val="en-IN"/>
+        </w:rPr>
+        <w:t xml:space="preserve"> import col, count, when</w:t>
+      </w:r>
+      <w:r>
+        <w:rPr>
+          <w:lang w:val="en-IN"/>
+        </w:rPr>
+        <w:br/>
+      </w:r>
+      <w:r>
+        <w:rPr>
+          <w:lang w:val="en-IN"/>
+        </w:rPr>
+        <w:br/>
+      </w:r>
+      <w:proofErr w:type="spellStart"/>
+      <w:r>
+        <w:rPr>
+          <w:lang w:val="en-IN"/>
+        </w:rPr>
+        <w:t>null_df</w:t>
+      </w:r>
+      <w:proofErr w:type="spellEnd"/>
+      <w:r>
+        <w:rPr>
+          <w:lang w:val="en-IN"/>
+        </w:rPr>
+        <w:t xml:space="preserve"> = </w:t>
+      </w:r>
+      <w:proofErr w:type="spellStart"/>
+      <w:r>
+        <w:rPr>
+          <w:lang w:val="en-IN"/>
+        </w:rPr>
+        <w:t>df.select</w:t>
+      </w:r>
+      <w:proofErr w:type="spellEnd"/>
+      <w:r>
+        <w:rPr>
+          <w:lang w:val="en-IN"/>
+        </w:rPr>
+        <w:t>([</w:t>
+      </w:r>
+      <w:r>
+        <w:rPr>
+          <w:lang w:val="en-IN"/>
+        </w:rPr>
+        <w:br/>
+        <w:t xml:space="preserve">    count(when(col(c).</w:t>
+      </w:r>
+      <w:proofErr w:type="spellStart"/>
+      <w:r>
+        <w:rPr>
+          <w:lang w:val="en-IN"/>
+        </w:rPr>
+        <w:t>isNull</w:t>
+      </w:r>
+      <w:proofErr w:type="spellEnd"/>
+      <w:r>
+        <w:rPr>
+          <w:lang w:val="en-IN"/>
+        </w:rPr>
+        <w:t>() | (col(c) == ""), c)).alias(c)</w:t>
+      </w:r>
+      <w:r>
+        <w:rPr>
+          <w:lang w:val="en-IN"/>
+        </w:rPr>
+        <w:br/>
+        <w:t xml:space="preserve">    for c in </w:t>
+      </w:r>
+      <w:proofErr w:type="spellStart"/>
+      <w:r>
+        <w:rPr>
+          <w:lang w:val="en-IN"/>
+        </w:rPr>
+        <w:t>df.columns</w:t>
+      </w:r>
+      <w:proofErr w:type="spellEnd"/>
+      <w:r>
+        <w:rPr>
+          <w:lang w:val="en-IN"/>
+        </w:rPr>
+        <w:br/>
+        <w:t>])</w:t>
+      </w:r>
+      <w:r>
+        <w:rPr>
+          <w:lang w:val="en-IN"/>
+        </w:rPr>
+        <w:br/>
+      </w:r>
+      <w:r>
+        <w:rPr>
+          <w:lang w:val="en-IN"/>
+        </w:rPr>
+        <w:br/>
+      </w:r>
+      <w:proofErr w:type="spellStart"/>
+      <w:r>
+        <w:rPr>
+          <w:lang w:val="en-IN"/>
+        </w:rPr>
+        <w:t>null_df.show</w:t>
+      </w:r>
+      <w:proofErr w:type="spellEnd"/>
+      <w:r>
+        <w:rPr>
+          <w:lang w:val="en-IN"/>
+        </w:rPr>
+        <w:t>()</w:t>
+      </w:r>
+    </w:p>
+    <w:p>
+      <w:pPr>
+        <w:rPr>
+          <w:lang w:val="en-IN"/>
+        </w:rPr>
+      </w:pPr>
+      <w:r>
+        <w:rPr>
+          <w:lang w:val="en-IN"/>
+        </w:rPr>
+        <w:pict w14:anchorId="70B066D1">
+          <v:rect id="_x0000_i1184" style="width:0;height:1.5pt" o:hralign="center" o:hrstd="t" o:hr="t" fillcolor="#a0a0a0" stroked="f"/>
+        </w:pict>
+      </w:r>
+    </w:p>
+    <w:p>
+      <w:pPr>
+        <w:rPr>
+          <w:b/>
+          <w:bCs/>
+          <w:lang w:val="en-IN"/>
+        </w:rPr>
+      </w:pPr>
+      <w:r>
+        <w:rPr>
+          <w:b/>
+          <w:bCs/>
+          <w:lang w:val="en-IN"/>
+        </w:rPr>
+        <w:t>Step 4 — Remove Bad Records</w:t>
+      </w:r>
+    </w:p>
+    <w:p>
+      <w:pPr>
+        <w:rPr>
+          <w:b/>
+          <w:bCs/>
+          <w:lang w:val="en-IN"/>
+        </w:rPr>
+      </w:pPr>
+      <w:r>
+        <w:rPr>
+          <w:b/>
+          <w:bCs/>
+          <w:lang w:val="en-IN"/>
+        </w:rPr>
+        <w:t>Option A — Drop Fully Null Rows</w:t>
+      </w:r>
+    </w:p>
+    <w:p>
+      <w:pPr>
+        <w:rPr>
+          <w:lang w:val="en-IN"/>
+        </w:rPr>
+      </w:pPr>
+      <w:proofErr w:type="spellStart"/>
+      <w:r>
+        <w:rPr>
+          <w:lang w:val="en-IN"/>
+        </w:rPr>
+        <w:t>clean_df</w:t>
+      </w:r>
+      <w:proofErr w:type="spellEnd"/>
+      <w:r>
+        <w:rPr>
+          <w:lang w:val="en-IN"/>
+        </w:rPr>
+        <w:t xml:space="preserve"> = </w:t>
+      </w:r>
+      <w:proofErr w:type="spellStart"/>
+      <w:r>
+        <w:rPr>
+          <w:lang w:val="en-IN"/>
+        </w:rPr>
+        <w:t>df.na.drop</w:t>
+      </w:r>
+      <w:proofErr w:type="spellEnd"/>
+      <w:r>
+        <w:rPr>
+          <w:lang w:val="en-IN"/>
+        </w:rPr>
+        <w:t>(how="all")</w:t>
+      </w:r>
+    </w:p>
+    <w:p>
+      <w:pPr>
+        <w:rPr>
+          <w:lang w:val="en-IN"/>
+        </w:rPr>
+      </w:pPr>
+      <w:r>
+        <w:rPr>
+          <w:lang w:val="en-IN"/>
+        </w:rPr>
+        <w:pict w14:anchorId="3A65648D">
+          <v:rect id="_x0000_i1185" style="width:0;height:1.5pt" o:hralign="center" o:hrstd="t" o:hr="t" fillcolor="#a0a0a0" stroked="f"/>
+        </w:pict>
+      </w:r>
+    </w:p>
+    <w:p>
+      <w:pPr>
+        <w:rPr>
+          <w:b/>
+          <w:bCs/>
+          <w:lang w:val="en-IN"/>
+        </w:rPr>
+      </w:pPr>
+      <w:r>
+        <w:rPr>
+          <w:b/>
+          <w:bCs/>
+          <w:lang w:val="en-IN"/>
+        </w:rPr>
+        <w:t>Option B — Fill Null Values</w:t>
+      </w:r>
+    </w:p>
+    <w:p>
+      <w:pPr>
+        <w:rPr>
+          <w:lang w:val="en-IN"/>
+        </w:rPr>
+      </w:pPr>
+      <w:proofErr w:type="spellStart"/>
+      <w:r>
+        <w:rPr>
+          <w:lang w:val="en-IN"/>
+        </w:rPr>
+        <w:t>filled_df</w:t>
+      </w:r>
+      <w:proofErr w:type="spellEnd"/>
+      <w:r>
+        <w:rPr>
+          <w:lang w:val="en-IN"/>
+        </w:rPr>
+        <w:t xml:space="preserve"> = </w:t>
+      </w:r>
+      <w:proofErr w:type="spellStart"/>
+      <w:r>
+        <w:rPr>
+          <w:lang w:val="en-IN"/>
+        </w:rPr>
+        <w:t>df.fillna</w:t>
+      </w:r>
+      <w:proofErr w:type="spellEnd"/>
+      <w:r>
+        <w:rPr>
+          <w:lang w:val="en-IN"/>
+        </w:rPr>
+        <w:t>({</w:t>
+      </w:r>
+      <w:r>
+        <w:rPr>
+          <w:lang w:val="en-IN"/>
+        </w:rPr>
+        <w:br/>
+        <w:t xml:space="preserve">    "</w:t>
+      </w:r>
+      <w:proofErr w:type="spellStart"/>
+      <w:r>
+        <w:rPr>
+          <w:lang w:val="en-IN"/>
+        </w:rPr>
+        <w:t>patient_name</w:t>
+      </w:r>
+      <w:proofErr w:type="spellEnd"/>
+      <w:r>
+        <w:rPr>
+          <w:lang w:val="en-IN"/>
+        </w:rPr>
+        <w:t>": "Unknown",</w:t>
+      </w:r>
+      <w:r>
+        <w:rPr>
+          <w:lang w:val="en-IN"/>
+        </w:rPr>
+        <w:br/>
+        <w:t xml:space="preserve">    "disease": "Not Available",</w:t>
+      </w:r>
+      <w:r>
+        <w:rPr>
+          <w:lang w:val="en-IN"/>
+        </w:rPr>
+        <w:br/>
+        <w:t xml:space="preserve">    "</w:t>
+      </w:r>
+      <w:proofErr w:type="spellStart"/>
+      <w:r>
+        <w:rPr>
+          <w:lang w:val="en-IN"/>
+        </w:rPr>
+        <w:t>hospital_id</w:t>
+      </w:r>
+      <w:proofErr w:type="spellEnd"/>
+      <w:r>
+        <w:rPr>
+          <w:lang w:val="en-IN"/>
+        </w:rPr>
+        <w:t>": "NA"</w:t>
+      </w:r>
+      <w:r>
+        <w:rPr>
+          <w:lang w:val="en-IN"/>
+        </w:rPr>
+        <w:br/>
+        <w:t>})</w:t>
+      </w:r>
+    </w:p>
+    <w:p>
+      <w:pPr>
+        <w:rPr>
+          <w:lang w:val="en-IN"/>
+        </w:rPr>
+      </w:pPr>
+      <w:r>
+        <w:rPr>
+          <w:lang w:val="en-IN"/>
+        </w:rPr>
+        <w:pict w14:anchorId="5ECF3C2E">
+          <v:rect id="_x0000_i1186" style="width:0;height:1.5pt" o:hralign="center" o:hrstd="t" o:hr="t" fillcolor="#a0a0a0" stroked="f"/>
+        </w:pict>
+      </w:r>
+    </w:p>
+    <w:p>
+      <w:pPr>
+        <w:rPr>
+          <w:b/>
+          <w:bCs/>
+          <w:lang w:val="en-IN"/>
+        </w:rPr>
+      </w:pPr>
+      <w:r>
+        <w:rPr>
+          <w:b/>
+          <w:bCs/>
+          <w:lang w:val="en-IN"/>
+        </w:rPr>
+        <w:t>Step 5 — Data Quality Rule</w:t>
+      </w:r>
+    </w:p>
+    <w:p>
+      <w:pPr>
+        <w:rPr>
+          <w:lang w:val="en-IN"/>
+        </w:rPr>
+      </w:pPr>
+      <w:proofErr w:type="spellStart"/>
+      <w:r>
+        <w:rPr>
+          <w:lang w:val="en-IN"/>
+        </w:rPr>
+        <w:t>valid_df</w:t>
+      </w:r>
+      <w:proofErr w:type="spellEnd"/>
+      <w:r>
+        <w:rPr>
+          <w:lang w:val="en-IN"/>
+        </w:rPr>
+        <w:t xml:space="preserve"> = </w:t>
+      </w:r>
+      <w:proofErr w:type="spellStart"/>
+      <w:r>
+        <w:rPr>
+          <w:lang w:val="en-IN"/>
+        </w:rPr>
+        <w:t>filled_df.filter</w:t>
+      </w:r>
+      <w:proofErr w:type="spellEnd"/>
+      <w:r>
+        <w:rPr>
+          <w:lang w:val="en-IN"/>
+        </w:rPr>
+        <w:t>(</w:t>
+      </w:r>
+      <w:r>
+        <w:rPr>
+          <w:lang w:val="en-IN"/>
+        </w:rPr>
+        <w:br/>
+        <w:t xml:space="preserve">    col("</w:t>
+      </w:r>
+      <w:proofErr w:type="spellStart"/>
+      <w:r>
+        <w:rPr>
+          <w:lang w:val="en-IN"/>
+        </w:rPr>
+        <w:t>patient_id</w:t>
+      </w:r>
+      <w:proofErr w:type="spellEnd"/>
+      <w:r>
+        <w:rPr>
+          <w:lang w:val="en-IN"/>
+        </w:rPr>
+        <w:t>").</w:t>
+      </w:r>
+      <w:proofErr w:type="spellStart"/>
+      <w:r>
+        <w:rPr>
+          <w:lang w:val="en-IN"/>
+        </w:rPr>
+        <w:t>isNotNull</w:t>
+      </w:r>
+      <w:proofErr w:type="spellEnd"/>
+      <w:r>
+        <w:rPr>
+          <w:lang w:val="en-IN"/>
+        </w:rPr>
+        <w:t>()</w:t>
+      </w:r>
+      <w:r>
+        <w:rPr>
+          <w:lang w:val="en-IN"/>
+        </w:rPr>
+        <w:br/>
+        <w:t>)</w:t>
+      </w:r>
+    </w:p>
+    <w:p>
+      <w:pPr>
+        <w:rPr>
+          <w:lang w:val="en-IN"/>
+        </w:rPr>
+      </w:pPr>
+      <w:r>
+        <w:rPr>
+          <w:lang w:val="en-IN"/>
+        </w:rPr>
+        <w:pict w14:anchorId="4F448B13">
+          <v:rect id="_x0000_i1187" style="width:0;height:1.5pt" o:hralign="center" o:hrstd="t" o:hr="t" fillcolor="#a0a0a0" stroked="f"/>
+        </w:pict>
+      </w:r>
+    </w:p>
+    <w:p>
+      <w:pPr>
+        <w:rPr>
+          <w:b/>
+          <w:bCs/>
+          <w:lang w:val="en-IN"/>
+        </w:rPr>
+      </w:pPr>
+      <w:r>
+        <w:rPr>
+          <w:b/>
+          <w:bCs/>
+          <w:lang w:val="en-IN"/>
+        </w:rPr>
+        <w:t>Learning Outcome</w:t>
+      </w:r>
+    </w:p>
+    <w:p>
+      <w:pPr>
+        <w:rPr>
+          <w:lang w:val="en-IN"/>
+        </w:rPr>
+      </w:pPr>
+      <w:r>
+        <w:rPr>
+          <w:lang w:val="en-IN"/>
+        </w:rPr>
+        <w:t>Students learn:</w:t>
+      </w:r>
+    </w:p>
+    <w:p>
+      <w:pPr>
+        <w:numPr>
+          <w:ilvl w:val="0"/>
+          <w:numId w:val="17"/>
+        </w:numPr>
+        <w:rPr>
+          <w:lang w:val="en-IN"/>
+        </w:rPr>
+      </w:pPr>
+      <w:r>
+        <w:rPr>
+          <w:lang w:val="en-IN"/>
+        </w:rPr>
+        <w:t xml:space="preserve">handling nulls </w:t>
+      </w:r>
+    </w:p>
+    <w:p>
+      <w:pPr>
+        <w:numPr>
+          <w:ilvl w:val="0"/>
+          <w:numId w:val="17"/>
+        </w:numPr>
+        <w:rPr>
+          <w:lang w:val="en-IN"/>
+        </w:rPr>
+      </w:pPr>
+      <w:r>
+        <w:rPr>
+          <w:lang w:val="en-IN"/>
+        </w:rPr>
+        <w:t xml:space="preserve">data quality checks </w:t>
+      </w:r>
+    </w:p>
+    <w:p>
+      <w:pPr>
+        <w:numPr>
+          <w:ilvl w:val="0"/>
+          <w:numId w:val="17"/>
+        </w:numPr>
+        <w:rPr>
+          <w:lang w:val="en-IN"/>
+        </w:rPr>
+      </w:pPr>
+      <w:r>
+        <w:rPr>
+          <w:lang w:val="en-IN"/>
+        </w:rPr>
+        <w:t xml:space="preserve">defensive engineering </w:t>
+      </w:r>
+    </w:p>
+    <w:p>
+      <w:pPr>
+        <w:numPr>
+          <w:ilvl w:val="0"/>
+          <w:numId w:val="17"/>
+        </w:numPr>
+        <w:rPr>
+          <w:lang w:val="en-IN"/>
+        </w:rPr>
+      </w:pPr>
+      <w:r>
+        <w:rPr>
+          <w:lang w:val="en-IN"/>
+        </w:rPr>
+        <w:t xml:space="preserve">production-grade cleansing </w:t>
+      </w:r>
+    </w:p>
+    <w:p>
+      <w:pPr>
+        <w:rPr>
+          <w:lang w:val="en-IN"/>
+        </w:rPr>
+      </w:pPr>
+      <w:r>
+        <w:rPr>
+          <w:lang w:val="en-IN"/>
+        </w:rPr>
+        <w:pict w14:anchorId="139833FE">
+          <v:rect id="_x0000_i1188" style="width:0;height:1.5pt" o:hralign="center" o:hrstd="t" o:hr="t" fillcolor="#a0a0a0" stroked="f"/>
+        </w:pict>
+      </w:r>
+    </w:p>
+    <w:p>
+      <w:pPr>
+        <w:rPr>
+          <w:b/>
+          <w:bCs/>
+          <w:lang w:val="en-IN"/>
+        </w:rPr>
+      </w:pPr>
+      <w:r>
+        <w:rPr>
+          <w:b/>
+          <w:bCs/>
+          <w:lang w:val="en-IN"/>
+        </w:rPr>
+        <w:t>Exercise 3 — Add Logging</w:t>
+      </w:r>
+    </w:p>
+    <w:p>
+      <w:pPr>
+        <w:rPr>
+          <w:b/>
+          <w:bCs/>
+          <w:lang w:val="en-IN"/>
+        </w:rPr>
+      </w:pPr>
+      <w:r>
+        <w:rPr>
+          <w:b/>
+          <w:bCs/>
+          <w:lang w:val="en-IN"/>
+        </w:rPr>
+        <w:t>Objective</w:t>
+      </w:r>
+    </w:p>
+    <w:p>
+      <w:pPr>
+        <w:rPr>
+          <w:lang w:val="en-IN"/>
+        </w:rPr>
+      </w:pPr>
+      <w:r>
+        <w:rPr>
+          <w:lang w:val="en-IN"/>
+        </w:rPr>
+        <w:t>Add enterprise-grade logging to monitor pipeline execution.</w:t>
+      </w:r>
+    </w:p>
+    <w:p>
+      <w:pPr>
+        <w:rPr>
+          <w:lang w:val="en-IN"/>
+        </w:rPr>
+      </w:pPr>
+      <w:r>
+        <w:rPr>
+          <w:lang w:val="en-IN"/>
+        </w:rPr>
+        <w:pict w14:anchorId="510F53D1">
+          <v:rect id="_x0000_i1189" style="width:0;height:1.5pt" o:hralign="center" o:hrstd="t" o:hr="t" fillcolor="#a0a0a0" stroked="f"/>
+        </w:pict>
+      </w:r>
+    </w:p>
+    <w:p>
+      <w:pPr>
+        <w:rPr>
+          <w:b/>
+          <w:bCs/>
+          <w:lang w:val="en-IN"/>
+        </w:rPr>
+      </w:pPr>
+      <w:r>
+        <w:rPr>
+          <w:b/>
+          <w:bCs/>
+          <w:lang w:val="en-IN"/>
+        </w:rPr>
+        <w:t>Step 1 — Import Logging</w:t>
+      </w:r>
+    </w:p>
+    <w:p>
+      <w:pPr>
+        <w:rPr>
+          <w:lang w:val="en-IN"/>
+        </w:rPr>
+      </w:pPr>
+      <w:r>
+        <w:rPr>
+          <w:lang w:val="en-IN"/>
+        </w:rPr>
+        <w:t>import logging</w:t>
+      </w:r>
+    </w:p>
+    <w:p>
+      <w:pPr>
+        <w:rPr>
+          <w:lang w:val="en-IN"/>
+        </w:rPr>
+      </w:pPr>
+      <w:r>
+        <w:rPr>
+          <w:lang w:val="en-IN"/>
+        </w:rPr>
+        <w:pict w14:anchorId="540F49C6">
+          <v:rect id="_x0000_i1190" style="width:0;height:1.5pt" o:hralign="center" o:hrstd="t" o:hr="t" fillcolor="#a0a0a0" stroked="f"/>
+        </w:pict>
+      </w:r>
+    </w:p>
+    <w:p>
+      <w:pPr>
+        <w:rPr>
+          <w:b/>
+          <w:bCs/>
+          <w:lang w:val="en-IN"/>
+        </w:rPr>
+      </w:pPr>
+      <w:r>
+        <w:rPr>
+          <w:b/>
+          <w:bCs/>
+          <w:lang w:val="en-IN"/>
+        </w:rPr>
+        <w:t>Step 2 — Configure Logger</w:t>
+      </w:r>
+    </w:p>
+    <w:p>
+      <w:pPr>
+        <w:rPr>
+          <w:lang w:val="en-IN"/>
+        </w:rPr>
+      </w:pPr>
+      <w:proofErr w:type="spellStart"/>
+      <w:r>
+        <w:rPr>
+          <w:lang w:val="en-IN"/>
+        </w:rPr>
+        <w:t>logging.basicConfig</w:t>
+      </w:r>
+      <w:proofErr w:type="spellEnd"/>
+      <w:r>
+        <w:rPr>
+          <w:lang w:val="en-IN"/>
+        </w:rPr>
+        <w:t>(</w:t>
+      </w:r>
+      <w:r>
+        <w:rPr>
+          <w:lang w:val="en-IN"/>
+        </w:rPr>
+        <w:br/>
+        <w:t xml:space="preserve">    level=logging.INFO,</w:t>
+      </w:r>
+      <w:r>
+        <w:rPr>
+          <w:lang w:val="en-IN"/>
+        </w:rPr>
+        <w:br/>
+        <w:t xml:space="preserve">    format="%(</w:t>
+      </w:r>
+      <w:proofErr w:type="spellStart"/>
+      <w:r>
+        <w:rPr>
+          <w:lang w:val="en-IN"/>
+        </w:rPr>
+        <w:t>asctime</w:t>
+      </w:r>
+      <w:proofErr w:type="spellEnd"/>
+      <w:r>
+        <w:rPr>
+          <w:lang w:val="en-IN"/>
+        </w:rPr>
+        <w:t>)s %(</w:t>
+      </w:r>
+      <w:proofErr w:type="spellStart"/>
+      <w:r>
+        <w:rPr>
+          <w:lang w:val="en-IN"/>
+        </w:rPr>
+        <w:t>levelname</w:t>
+      </w:r>
+      <w:proofErr w:type="spellEnd"/>
+      <w:r>
+        <w:rPr>
+          <w:lang w:val="en-IN"/>
+        </w:rPr>
+        <w:t>)s %(message)s"</w:t>
+      </w:r>
+      <w:r>
+        <w:rPr>
+          <w:lang w:val="en-IN"/>
+        </w:rPr>
+        <w:br/>
+        <w:t>)</w:t>
+      </w:r>
+      <w:r>
+        <w:rPr>
+          <w:lang w:val="en-IN"/>
+        </w:rPr>
+        <w:br/>
+      </w:r>
+      <w:r>
+        <w:rPr>
+          <w:lang w:val="en-IN"/>
+        </w:rPr>
+        <w:br/>
+        <w:t xml:space="preserve">logger = </w:t>
+      </w:r>
+      <w:proofErr w:type="spellStart"/>
+      <w:r>
+        <w:rPr>
+          <w:lang w:val="en-IN"/>
+        </w:rPr>
+        <w:t>logging.getLogger</w:t>
+      </w:r>
+      <w:proofErr w:type="spellEnd"/>
+      <w:r>
+        <w:rPr>
+          <w:lang w:val="en-IN"/>
+        </w:rPr>
+        <w:t>("</w:t>
+      </w:r>
+      <w:proofErr w:type="spellStart"/>
+      <w:r>
+        <w:rPr>
+          <w:lang w:val="en-IN"/>
+        </w:rPr>
+        <w:t>HealthcarePipeline</w:t>
+      </w:r>
+      <w:proofErr w:type="spellEnd"/>
+      <w:r>
+        <w:rPr>
+          <w:lang w:val="en-IN"/>
+        </w:rPr>
+        <w:t>")</w:t>
+      </w:r>
+    </w:p>
+    <w:p>
+      <w:pPr>
+        <w:rPr>
+          <w:lang w:val="en-IN"/>
+        </w:rPr>
+      </w:pPr>
+      <w:r>
+        <w:rPr>
+          <w:lang w:val="en-IN"/>
+        </w:rPr>
+        <w:pict w14:anchorId="698E0A64">
+          <v:rect id="_x0000_i1191" style="width:0;height:1.5pt" o:hralign="center" o:hrstd="t" o:hr="t" fillcolor="#a0a0a0" stroked="f"/>
+        </w:pict>
+      </w:r>
+    </w:p>
+    <w:p>
+      <w:pPr>
+        <w:rPr>
+          <w:b/>
+          <w:bCs/>
+          <w:lang w:val="en-IN"/>
+        </w:rPr>
+      </w:pPr>
+      <w:r>
+        <w:rPr>
+          <w:b/>
+          <w:bCs/>
+          <w:lang w:val="en-IN"/>
+        </w:rPr>
+        <w:t>Step 3 — Add Logs</w:t>
+      </w:r>
+    </w:p>
+    <w:p>
+      <w:pPr>
+        <w:rPr>
+          <w:lang w:val="en-IN"/>
+        </w:rPr>
+      </w:pPr>
+      <w:r>
+        <w:rPr>
+          <w:lang w:val="en-IN"/>
+        </w:rPr>
+        <w:t>logger.info("Starting Healthcare Pipeline")</w:t>
+      </w:r>
+      <w:r>
+        <w:rPr>
+          <w:lang w:val="en-IN"/>
+        </w:rPr>
+        <w:br/>
+      </w:r>
+      <w:r>
+        <w:rPr>
+          <w:lang w:val="en-IN"/>
+        </w:rPr>
+        <w:br/>
+      </w:r>
+      <w:proofErr w:type="spellStart"/>
+      <w:r>
+        <w:rPr>
+          <w:lang w:val="en-IN"/>
+        </w:rPr>
+        <w:t>df</w:t>
+      </w:r>
+      <w:proofErr w:type="spellEnd"/>
+      <w:r>
+        <w:rPr>
+          <w:lang w:val="en-IN"/>
+        </w:rPr>
+        <w:t xml:space="preserve"> = </w:t>
+      </w:r>
+      <w:proofErr w:type="spellStart"/>
+      <w:r>
+        <w:rPr>
+          <w:lang w:val="en-IN"/>
+        </w:rPr>
+        <w:t>spark.read</w:t>
+      </w:r>
+      <w:proofErr w:type="spellEnd"/>
+      <w:r>
+        <w:rPr>
+          <w:lang w:val="en-IN"/>
+        </w:rPr>
+        <w:t xml:space="preserve"> \</w:t>
+      </w:r>
+      <w:r>
+        <w:rPr>
+          <w:lang w:val="en-IN"/>
+        </w:rPr>
+        <w:br/>
+        <w:t xml:space="preserve">    .option("header", True) \</w:t>
+      </w:r>
+      <w:r>
+        <w:rPr>
+          <w:lang w:val="en-IN"/>
+        </w:rPr>
+        <w:br/>
+        <w:t xml:space="preserve">    .csv("/data/patients.csv")</w:t>
+      </w:r>
+      <w:r>
+        <w:rPr>
+          <w:lang w:val="en-IN"/>
+        </w:rPr>
+        <w:br/>
+      </w:r>
+      <w:r>
+        <w:rPr>
+          <w:lang w:val="en-IN"/>
+        </w:rPr>
+        <w:br/>
+        <w:t>logger.info(</w:t>
+      </w:r>
+      <w:proofErr w:type="spellStart"/>
+      <w:r>
+        <w:rPr>
+          <w:lang w:val="en-IN"/>
+        </w:rPr>
+        <w:t>f"Records</w:t>
+      </w:r>
+      <w:proofErr w:type="spellEnd"/>
+      <w:r>
+        <w:rPr>
+          <w:lang w:val="en-IN"/>
+        </w:rPr>
+        <w:t xml:space="preserve"> Read: {</w:t>
+      </w:r>
+      <w:proofErr w:type="spellStart"/>
+      <w:r>
+        <w:rPr>
+          <w:lang w:val="en-IN"/>
+        </w:rPr>
+        <w:t>df.count</w:t>
+      </w:r>
+      <w:proofErr w:type="spellEnd"/>
+      <w:r>
+        <w:rPr>
+          <w:lang w:val="en-IN"/>
+        </w:rPr>
+        <w:t>()}")</w:t>
+      </w:r>
+      <w:r>
+        <w:rPr>
+          <w:lang w:val="en-IN"/>
+        </w:rPr>
+        <w:br/>
+      </w:r>
+      <w:r>
+        <w:rPr>
+          <w:lang w:val="en-IN"/>
+        </w:rPr>
+        <w:br/>
+        <w:t>logger.info("Schema Validation Started")</w:t>
+      </w:r>
+    </w:p>
+    <w:p>
+      <w:pPr>
+        <w:rPr>
+          <w:lang w:val="en-IN"/>
+        </w:rPr>
+      </w:pPr>
+      <w:r>
+        <w:rPr>
+          <w:lang w:val="en-IN"/>
+        </w:rPr>
+        <w:pict w14:anchorId="093199E3">
+          <v:rect id="_x0000_i1192" style="width:0;height:1.5pt" o:hralign="center" o:hrstd="t" o:hr="t" fillcolor="#a0a0a0" stroked="f"/>
+        </w:pict>
+      </w:r>
+    </w:p>
+    <w:p>
+      <w:pPr>
+        <w:rPr>
+          <w:b/>
+          <w:bCs/>
+          <w:lang w:val="en-IN"/>
+        </w:rPr>
+      </w:pPr>
+      <w:r>
+        <w:rPr>
+          <w:b/>
+          <w:bCs/>
+          <w:lang w:val="en-IN"/>
+        </w:rPr>
+        <w:t>Step 4 — Log Null Counts</w:t>
+      </w:r>
+    </w:p>
+    <w:p>
+      <w:pPr>
+        <w:rPr>
+          <w:lang w:val="en-IN"/>
+        </w:rPr>
+      </w:pPr>
+      <w:r>
+        <w:rPr>
+          <w:lang w:val="en-IN"/>
+        </w:rPr>
+        <w:t xml:space="preserve">for c in </w:t>
+      </w:r>
+      <w:proofErr w:type="spellStart"/>
+      <w:r>
+        <w:rPr>
+          <w:lang w:val="en-IN"/>
+        </w:rPr>
+        <w:t>df.columns</w:t>
+      </w:r>
+      <w:proofErr w:type="spellEnd"/>
+      <w:r>
+        <w:rPr>
+          <w:lang w:val="en-IN"/>
+        </w:rPr>
+        <w:t>:</w:t>
+      </w:r>
+      <w:r>
+        <w:rPr>
+          <w:lang w:val="en-IN"/>
+        </w:rPr>
+        <w:br/>
+        <w:t xml:space="preserve">    </w:t>
+      </w:r>
+      <w:proofErr w:type="spellStart"/>
+      <w:r>
+        <w:rPr>
+          <w:lang w:val="en-IN"/>
+        </w:rPr>
+        <w:t>null_count</w:t>
+      </w:r>
+      <w:proofErr w:type="spellEnd"/>
+      <w:r>
+        <w:rPr>
+          <w:lang w:val="en-IN"/>
+        </w:rPr>
+        <w:t xml:space="preserve"> = </w:t>
+      </w:r>
+      <w:proofErr w:type="spellStart"/>
+      <w:r>
+        <w:rPr>
+          <w:lang w:val="en-IN"/>
+        </w:rPr>
+        <w:t>df.filter</w:t>
+      </w:r>
+      <w:proofErr w:type="spellEnd"/>
+      <w:r>
+        <w:rPr>
+          <w:lang w:val="en-IN"/>
+        </w:rPr>
+        <w:t>(col(c).</w:t>
+      </w:r>
+      <w:proofErr w:type="spellStart"/>
+      <w:r>
+        <w:rPr>
+          <w:lang w:val="en-IN"/>
+        </w:rPr>
+        <w:t>isNull</w:t>
+      </w:r>
+      <w:proofErr w:type="spellEnd"/>
+      <w:r>
+        <w:rPr>
+          <w:lang w:val="en-IN"/>
+        </w:rPr>
+        <w:t>()).count()</w:t>
+      </w:r>
+      <w:r>
+        <w:rPr>
+          <w:lang w:val="en-IN"/>
+        </w:rPr>
+        <w:br/>
+        <w:t xml:space="preserve">    logger.info(</w:t>
+      </w:r>
+      <w:proofErr w:type="spellStart"/>
+      <w:r>
+        <w:rPr>
+          <w:lang w:val="en-IN"/>
+        </w:rPr>
+        <w:t>f"Null</w:t>
+      </w:r>
+      <w:proofErr w:type="spellEnd"/>
+      <w:r>
+        <w:rPr>
+          <w:lang w:val="en-IN"/>
+        </w:rPr>
+        <w:t xml:space="preserve"> count in {c}: {</w:t>
+      </w:r>
+      <w:proofErr w:type="spellStart"/>
+      <w:r>
+        <w:rPr>
+          <w:lang w:val="en-IN"/>
+        </w:rPr>
+        <w:t>null_count</w:t>
+      </w:r>
+      <w:proofErr w:type="spellEnd"/>
+      <w:r>
+        <w:rPr>
+          <w:lang w:val="en-IN"/>
+        </w:rPr>
+        <w:t>}")</w:t>
+      </w:r>
+    </w:p>
+    <w:p>
+      <w:pPr>
+        <w:rPr>
+          <w:lang w:val="en-IN"/>
+        </w:rPr>
+      </w:pPr>
+      <w:r>
+        <w:rPr>
+          <w:lang w:val="en-IN"/>
+        </w:rPr>
+        <w:pict w14:anchorId="4EE96119">
+          <v:rect id="_x0000_i1193" style="width:0;height:1.5pt" o:hralign="center" o:hrstd="t" o:hr="t" fillcolor="#a0a0a0" stroked="f"/>
+        </w:pict>
+      </w:r>
+    </w:p>
+    <w:p>
+      <w:pPr>
+        <w:rPr>
+          <w:b/>
+          <w:bCs/>
+          <w:lang w:val="en-IN"/>
+        </w:rPr>
+      </w:pPr>
+      <w:r>
+        <w:rPr>
+          <w:b/>
+          <w:bCs/>
+          <w:lang w:val="en-IN"/>
+        </w:rPr>
+        <w:t>Step 5 — Log Pipeline Completion</w:t>
+      </w:r>
+    </w:p>
+    <w:p>
+      <w:pPr>
+        <w:rPr>
+          <w:lang w:val="en-IN"/>
+        </w:rPr>
+      </w:pPr>
+      <w:r>
+        <w:rPr>
+          <w:lang w:val="en-IN"/>
+        </w:rPr>
+        <w:t>logger.info("Saving parquet output")</w:t>
+      </w:r>
+      <w:r>
+        <w:rPr>
+          <w:lang w:val="en-IN"/>
+        </w:rPr>
+        <w:br/>
+      </w:r>
+      <w:r>
+        <w:rPr>
+          <w:lang w:val="en-IN"/>
+        </w:rPr>
+        <w:br/>
+      </w:r>
+      <w:proofErr w:type="spellStart"/>
+      <w:r>
+        <w:rPr>
+          <w:lang w:val="en-IN"/>
+        </w:rPr>
+        <w:t>df.write.mode</w:t>
+      </w:r>
+      <w:proofErr w:type="spellEnd"/>
+      <w:r>
+        <w:rPr>
+          <w:lang w:val="en-IN"/>
+        </w:rPr>
+        <w:t>("overwrite") \</w:t>
+      </w:r>
+      <w:r>
+        <w:rPr>
+          <w:lang w:val="en-IN"/>
+        </w:rPr>
+        <w:br/>
+        <w:t xml:space="preserve">    .parquet("/output/</w:t>
+      </w:r>
+      <w:proofErr w:type="spellStart"/>
+      <w:r>
+        <w:rPr>
+          <w:lang w:val="en-IN"/>
+        </w:rPr>
+        <w:t>patient_parquet</w:t>
+      </w:r>
+      <w:proofErr w:type="spellEnd"/>
+      <w:r>
+        <w:rPr>
+          <w:lang w:val="en-IN"/>
+        </w:rPr>
+        <w:t>")</w:t>
+      </w:r>
+      <w:r>
+        <w:rPr>
+          <w:lang w:val="en-IN"/>
+        </w:rPr>
+        <w:br/>
+      </w:r>
+      <w:r>
+        <w:rPr>
+          <w:lang w:val="en-IN"/>
+        </w:rPr>
+        <w:br/>
+        <w:t>logger.info("Pipeline Completed Successfully")</w:t>
+      </w:r>
+    </w:p>
+    <w:p>
+      <w:pPr>
+        <w:rPr>
+          <w:lang w:val="en-IN"/>
+        </w:rPr>
+      </w:pPr>
+      <w:r>
+        <w:rPr>
+          <w:lang w:val="en-IN"/>
+        </w:rPr>
+        <w:pict w14:anchorId="6A3EC86F">
+          <v:rect id="_x0000_i1194" style="width:0;height:1.5pt" o:hralign="center" o:hrstd="t" o:hr="t" fillcolor="#a0a0a0" stroked="f"/>
+        </w:pict>
+      </w:r>
+    </w:p>
+    <w:p>
+      <w:pPr>
+        <w:rPr>
+          <w:b/>
+          <w:bCs/>
+          <w:lang w:val="en-IN"/>
+        </w:rPr>
+      </w:pPr>
+      <w:r>
+        <w:rPr>
+          <w:b/>
+          <w:bCs/>
+          <w:lang w:val="en-IN"/>
+        </w:rPr>
+        <w:t>Example Output Logs</w:t>
+      </w:r>
+    </w:p>
+    <w:p>
+      <w:pPr>
+        <w:rPr>
+          <w:lang w:val="en-IN"/>
+        </w:rPr>
+      </w:pPr>
+      <w:r>
+        <w:rPr>
+          <w:lang w:val="en-IN"/>
+        </w:rPr>
+        <w:t>2026-05-06 10:00:01 INFO Starting Healthcare Pipeline</w:t>
+      </w:r>
+      <w:r>
+        <w:rPr>
+          <w:lang w:val="en-IN"/>
+        </w:rPr>
+        <w:br/>
+        <w:t>2026-05-06 10:00:05 INFO Records Read: 1000</w:t>
+      </w:r>
+      <w:r>
+        <w:rPr>
+          <w:lang w:val="en-IN"/>
+        </w:rPr>
+        <w:br/>
+        <w:t>2026-05-06 10:00:08 INFO Null count in disease: 45</w:t>
+      </w:r>
+      <w:r>
+        <w:rPr>
+          <w:lang w:val="en-IN"/>
+        </w:rPr>
+        <w:br/>
+        <w:t>2026-05-06 10:00:10 INFO Saving parquet output</w:t>
+      </w:r>
+      <w:r>
+        <w:rPr>
+          <w:lang w:val="en-IN"/>
+        </w:rPr>
+        <w:br/>
+        <w:t>2026-05-06 10:00:12 INFO Pipeline Completed Successfully</w:t>
+      </w:r>
+    </w:p>
+    <w:p>
+      <w:pPr>
+        <w:rPr>
+          <w:lang w:val="en-IN"/>
+        </w:rPr>
+      </w:pPr>
     </w:p>
     <w:p/>
     <w:sectPr>
@@ -2784,6 +6935,155 @@
     </w:lvl>
   </w:abstractNum>
   <w:abstractNum w:abstractNumId="1" w15:restartNumberingAfterBreak="0">
+    <w:nsid w:val="04EA3249"/>
+    <w:multiLevelType w:val="multilevel"/>
+    <w:tmpl w:val="CEA6431C"/>
+    <w:lvl w:ilvl="0">
+      <w:start w:val="1"/>
+      <w:numFmt w:val="bullet"/>
+      <w:lvlText w:val=""/>
+      <w:lvlJc w:val="left"/>
+      <w:pPr>
+        <w:tabs>
+          <w:tab w:val="num" w:pos="720"/>
+        </w:tabs>
+        <w:ind w:left="720" w:hanging="360"/>
+      </w:pPr>
+      <w:rPr>
+        <w:rFonts w:ascii="Symbol" w:hAnsi="Symbol" w:hint="default"/>
+        <w:sz w:val="20"/>
+      </w:rPr>
+    </w:lvl>
+    <w:lvl w:ilvl="1" w:tentative="1">
+      <w:start w:val="1"/>
+      <w:numFmt w:val="bullet"/>
+      <w:lvlText w:val="o"/>
+      <w:lvlJc w:val="left"/>
+      <w:pPr>
+        <w:tabs>
+          <w:tab w:val="num" w:pos="1440"/>
+        </w:tabs>
+        <w:ind w:left="1440" w:hanging="360"/>
+      </w:pPr>
+      <w:rPr>
+        <w:rFonts w:ascii="Courier New" w:hAnsi="Courier New" w:hint="default"/>
+        <w:sz w:val="20"/>
+      </w:rPr>
+    </w:lvl>
+    <w:lvl w:ilvl="2" w:tentative="1">
+      <w:start w:val="1"/>
+      <w:numFmt w:val="bullet"/>
+      <w:lvlText w:val=""/>
+      <w:lvlJc w:val="left"/>
+      <w:pPr>
+        <w:tabs>
+          <w:tab w:val="num" w:pos="2160"/>
+        </w:tabs>
+        <w:ind w:left="2160" w:hanging="360"/>
+      </w:pPr>
+      <w:rPr>
+        <w:rFonts w:ascii="Wingdings" w:hAnsi="Wingdings" w:hint="default"/>
+        <w:sz w:val="20"/>
+      </w:rPr>
+    </w:lvl>
+    <w:lvl w:ilvl="3" w:tentative="1">
+      <w:start w:val="1"/>
+      <w:numFmt w:val="bullet"/>
+      <w:lvlText w:val=""/>
+      <w:lvlJc w:val="left"/>
+      <w:pPr>
+        <w:tabs>
+          <w:tab w:val="num" w:pos="2880"/>
+        </w:tabs>
+        <w:ind w:left="2880" w:hanging="360"/>
+      </w:pPr>
+      <w:rPr>
+        <w:rFonts w:ascii="Wingdings" w:hAnsi="Wingdings" w:hint="default"/>
+        <w:sz w:val="20"/>
+      </w:rPr>
+    </w:lvl>
+    <w:lvl w:ilvl="4" w:tentative="1">
+      <w:start w:val="1"/>
+      <w:numFmt w:val="bullet"/>
+      <w:lvlText w:val=""/>
+      <w:lvlJc w:val="left"/>
+      <w:pPr>
+        <w:tabs>
+          <w:tab w:val="num" w:pos="3600"/>
+        </w:tabs>
+        <w:ind w:left="3600" w:hanging="360"/>
+      </w:pPr>
+      <w:rPr>
+        <w:rFonts w:ascii="Wingdings" w:hAnsi="Wingdings" w:hint="default"/>
+        <w:sz w:val="20"/>
+      </w:rPr>
+    </w:lvl>
+    <w:lvl w:ilvl="5" w:tentative="1">
+      <w:start w:val="1"/>
+      <w:numFmt w:val="bullet"/>
+      <w:lvlText w:val=""/>
+      <w:lvlJc w:val="left"/>
+      <w:pPr>
+        <w:tabs>
+          <w:tab w:val="num" w:pos="4320"/>
+        </w:tabs>
+        <w:ind w:left="4320" w:hanging="360"/>
+      </w:pPr>
+      <w:rPr>
+        <w:rFonts w:ascii="Wingdings" w:hAnsi="Wingdings" w:hint="default"/>
+        <w:sz w:val="20"/>
+      </w:rPr>
+    </w:lvl>
+    <w:lvl w:ilvl="6" w:tentative="1">
+      <w:start w:val="1"/>
+      <w:numFmt w:val="bullet"/>
+      <w:lvlText w:val=""/>
+      <w:lvlJc w:val="left"/>
+      <w:pPr>
+        <w:tabs>
+          <w:tab w:val="num" w:pos="5040"/>
+        </w:tabs>
+        <w:ind w:left="5040" w:hanging="360"/>
+      </w:pPr>
+      <w:rPr>
+        <w:rFonts w:ascii="Wingdings" w:hAnsi="Wingdings" w:hint="default"/>
+        <w:sz w:val="20"/>
+      </w:rPr>
+    </w:lvl>
+    <w:lvl w:ilvl="7" w:tentative="1">
+      <w:start w:val="1"/>
+      <w:numFmt w:val="bullet"/>
+      <w:lvlText w:val=""/>
+      <w:lvlJc w:val="left"/>
+      <w:pPr>
+        <w:tabs>
+          <w:tab w:val="num" w:pos="5760"/>
+        </w:tabs>
+        <w:ind w:left="5760" w:hanging="360"/>
+      </w:pPr>
+      <w:rPr>
+        <w:rFonts w:ascii="Wingdings" w:hAnsi="Wingdings" w:hint="default"/>
+        <w:sz w:val="20"/>
+      </w:rPr>
+    </w:lvl>
+    <w:lvl w:ilvl="8" w:tentative="1">
+      <w:start w:val="1"/>
+      <w:numFmt w:val="bullet"/>
+      <w:lvlText w:val=""/>
+      <w:lvlJc w:val="left"/>
+      <w:pPr>
+        <w:tabs>
+          <w:tab w:val="num" w:pos="6480"/>
+        </w:tabs>
+        <w:ind w:left="6480" w:hanging="360"/>
+      </w:pPr>
+      <w:rPr>
+        <w:rFonts w:ascii="Wingdings" w:hAnsi="Wingdings" w:hint="default"/>
+        <w:sz w:val="20"/>
+      </w:rPr>
+    </w:lvl>
+  </w:abstractNum>
+  <w:abstractNum w:abstractNumId="2" w15:restartNumberingAfterBreak="0">
     <w:nsid w:val="061326C6"/>
     <w:multiLevelType w:val="multilevel"/>
     <w:tmpl w:val="5C6AA904"/>
@@ -2896,7 +7196,7 @@
       </w:pPr>
     </w:lvl>
   </w:abstractNum>
-  <w:abstractNum w:abstractNumId="2" w15:restartNumberingAfterBreak="0">
+  <w:abstractNum w:abstractNumId="3" w15:restartNumberingAfterBreak="0">
     <w:nsid w:val="07BA0C47"/>
     <w:multiLevelType w:val="multilevel"/>
     <w:tmpl w:val="7B10A770"/>
@@ -3045,7 +7345,7 @@
       </w:rPr>
     </w:lvl>
   </w:abstractNum>
-  <w:abstractNum w:abstractNumId="3" w15:restartNumberingAfterBreak="0">
+  <w:abstractNum w:abstractNumId="4" w15:restartNumberingAfterBreak="0">
     <w:nsid w:val="12BE301C"/>
     <w:multiLevelType w:val="multilevel"/>
     <w:tmpl w:val="D464C00E"/>
@@ -3194,7 +7494,7 @@
       </w:rPr>
     </w:lvl>
   </w:abstractNum>
-  <w:abstractNum w:abstractNumId="4" w15:restartNumberingAfterBreak="0">
+  <w:abstractNum w:abstractNumId="5" w15:restartNumberingAfterBreak="0">
     <w:nsid w:val="28CB3F13"/>
     <w:multiLevelType w:val="multilevel"/>
     <w:tmpl w:val="DE6C8D64"/>
@@ -3343,7 +7643,7 @@
       </w:rPr>
     </w:lvl>
   </w:abstractNum>
-  <w:abstractNum w:abstractNumId="5" w15:restartNumberingAfterBreak="0">
+  <w:abstractNum w:abstractNumId="6" w15:restartNumberingAfterBreak="0">
     <w:nsid w:val="29C51E6E"/>
     <w:multiLevelType w:val="multilevel"/>
     <w:tmpl w:val="4930044E"/>
@@ -3492,7 +7792,7 @@
       </w:rPr>
     </w:lvl>
   </w:abstractNum>
-  <w:abstractNum w:abstractNumId="6" w15:restartNumberingAfterBreak="0">
+  <w:abstractNum w:abstractNumId="7" w15:restartNumberingAfterBreak="0">
     <w:nsid w:val="29CF3623"/>
     <w:multiLevelType w:val="multilevel"/>
     <w:tmpl w:val="11CE5F82"/>
@@ -3641,7 +7941,7 @@
       </w:rPr>
     </w:lvl>
   </w:abstractNum>
-  <w:abstractNum w:abstractNumId="7" w15:restartNumberingAfterBreak="0">
+  <w:abstractNum w:abstractNumId="8" w15:restartNumberingAfterBreak="0">
     <w:nsid w:val="2C672985"/>
     <w:multiLevelType w:val="multilevel"/>
     <w:tmpl w:val="06ECE308"/>
@@ -3790,7 +8090,156 @@
       </w:rPr>
     </w:lvl>
   </w:abstractNum>
-  <w:abstractNum w:abstractNumId="8" w15:restartNumberingAfterBreak="0">
+  <w:abstractNum w:abstractNumId="9" w15:restartNumberingAfterBreak="0">
+    <w:nsid w:val="2CCF314A"/>
+    <w:multiLevelType w:val="multilevel"/>
+    <w:tmpl w:val="3E12A4EE"/>
+    <w:lvl w:ilvl="0">
+      <w:start w:val="1"/>
+      <w:numFmt w:val="bullet"/>
+      <w:lvlText w:val=""/>
+      <w:lvlJc w:val="left"/>
+      <w:pPr>
+        <w:tabs>
+          <w:tab w:val="num" w:pos="720"/>
+        </w:tabs>
+        <w:ind w:left="720" w:hanging="360"/>
+      </w:pPr>
+      <w:rPr>
+        <w:rFonts w:ascii="Symbol" w:hAnsi="Symbol" w:hint="default"/>
+        <w:sz w:val="20"/>
+      </w:rPr>
+    </w:lvl>
+    <w:lvl w:ilvl="1" w:tentative="1">
+      <w:start w:val="1"/>
+      <w:numFmt w:val="bullet"/>
+      <w:lvlText w:val="o"/>
+      <w:lvlJc w:val="left"/>
+      <w:pPr>
+        <w:tabs>
+          <w:tab w:val="num" w:pos="1440"/>
+        </w:tabs>
+        <w:ind w:left="1440" w:hanging="360"/>
+      </w:pPr>
+      <w:rPr>
+        <w:rFonts w:ascii="Courier New" w:hAnsi="Courier New" w:hint="default"/>
+        <w:sz w:val="20"/>
+      </w:rPr>
+    </w:lvl>
+    <w:lvl w:ilvl="2" w:tentative="1">
+      <w:start w:val="1"/>
+      <w:numFmt w:val="bullet"/>
+      <w:lvlText w:val=""/>
+      <w:lvlJc w:val="left"/>
+      <w:pPr>
+        <w:tabs>
+          <w:tab w:val="num" w:pos="2160"/>
+        </w:tabs>
+        <w:ind w:left="2160" w:hanging="360"/>
+      </w:pPr>
+      <w:rPr>
+        <w:rFonts w:ascii="Wingdings" w:hAnsi="Wingdings" w:hint="default"/>
+        <w:sz w:val="20"/>
+      </w:rPr>
+    </w:lvl>
+    <w:lvl w:ilvl="3" w:tentative="1">
+      <w:start w:val="1"/>
+      <w:numFmt w:val="bullet"/>
+      <w:lvlText w:val=""/>
+      <w:lvlJc w:val="left"/>
+      <w:pPr>
+        <w:tabs>
+          <w:tab w:val="num" w:pos="2880"/>
+        </w:tabs>
+        <w:ind w:left="2880" w:hanging="360"/>
+      </w:pPr>
+      <w:rPr>
+        <w:rFonts w:ascii="Wingdings" w:hAnsi="Wingdings" w:hint="default"/>
+        <w:sz w:val="20"/>
+      </w:rPr>
+    </w:lvl>
+    <w:lvl w:ilvl="4" w:tentative="1">
+      <w:start w:val="1"/>
+      <w:numFmt w:val="bullet"/>
+      <w:lvlText w:val=""/>
+      <w:lvlJc w:val="left"/>
+      <w:pPr>
+        <w:tabs>
+          <w:tab w:val="num" w:pos="3600"/>
+        </w:tabs>
+        <w:ind w:left="3600" w:hanging="360"/>
+      </w:pPr>
+      <w:rPr>
+        <w:rFonts w:ascii="Wingdings" w:hAnsi="Wingdings" w:hint="default"/>
+        <w:sz w:val="20"/>
+      </w:rPr>
+    </w:lvl>
+    <w:lvl w:ilvl="5" w:tentative="1">
+      <w:start w:val="1"/>
+      <w:numFmt w:val="bullet"/>
+      <w:lvlText w:val=""/>
+      <w:lvlJc w:val="left"/>
+      <w:pPr>
+        <w:tabs>
+          <w:tab w:val="num" w:pos="4320"/>
+        </w:tabs>
+        <w:ind w:left="4320" w:hanging="360"/>
+      </w:pPr>
+      <w:rPr>
+        <w:rFonts w:ascii="Wingdings" w:hAnsi="Wingdings" w:hint="default"/>
+        <w:sz w:val="20"/>
+      </w:rPr>
+    </w:lvl>
+    <w:lvl w:ilvl="6" w:tentative="1">
+      <w:start w:val="1"/>
+      <w:numFmt w:val="bullet"/>
+      <w:lvlText w:val=""/>
+      <w:lvlJc w:val="left"/>
+      <w:pPr>
+        <w:tabs>
+          <w:tab w:val="num" w:pos="5040"/>
+        </w:tabs>
+        <w:ind w:left="5040" w:hanging="360"/>
+      </w:pPr>
+      <w:rPr>
+        <w:rFonts w:ascii="Wingdings" w:hAnsi="Wingdings" w:hint="default"/>
+        <w:sz w:val="20"/>
+      </w:rPr>
+    </w:lvl>
+    <w:lvl w:ilvl="7" w:tentative="1">
+      <w:start w:val="1"/>
+      <w:numFmt w:val="bullet"/>
+      <w:lvlText w:val=""/>
+      <w:lvlJc w:val="left"/>
+      <w:pPr>
+        <w:tabs>
+          <w:tab w:val="num" w:pos="5760"/>
+        </w:tabs>
+        <w:ind w:left="5760" w:hanging="360"/>
+      </w:pPr>
+      <w:rPr>
+        <w:rFonts w:ascii="Wingdings" w:hAnsi="Wingdings" w:hint="default"/>
+        <w:sz w:val="20"/>
+      </w:rPr>
+    </w:lvl>
+    <w:lvl w:ilvl="8" w:tentative="1">
+      <w:start w:val="1"/>
+      <w:numFmt w:val="bullet"/>
+      <w:lvlText w:val=""/>
+      <w:lvlJc w:val="left"/>
+      <w:pPr>
+        <w:tabs>
+          <w:tab w:val="num" w:pos="6480"/>
+        </w:tabs>
+        <w:ind w:left="6480" w:hanging="360"/>
+      </w:pPr>
+      <w:rPr>
+        <w:rFonts w:ascii="Wingdings" w:hAnsi="Wingdings" w:hint="default"/>
+        <w:sz w:val="20"/>
+      </w:rPr>
+    </w:lvl>
+  </w:abstractNum>
+  <w:abstractNum w:abstractNumId="10" w15:restartNumberingAfterBreak="0">
     <w:nsid w:val="37AF063C"/>
     <w:multiLevelType w:val="multilevel"/>
     <w:tmpl w:val="A8960C78"/>
@@ -3939,7 +8388,7 @@
       </w:rPr>
     </w:lvl>
   </w:abstractNum>
-  <w:abstractNum w:abstractNumId="9" w15:restartNumberingAfterBreak="0">
+  <w:abstractNum w:abstractNumId="11" w15:restartNumberingAfterBreak="0">
     <w:nsid w:val="3A0B7915"/>
     <w:multiLevelType w:val="multilevel"/>
     <w:tmpl w:val="CBBC9890"/>
@@ -4088,7 +8537,7 @@
       </w:rPr>
     </w:lvl>
   </w:abstractNum>
-  <w:abstractNum w:abstractNumId="10" w15:restartNumberingAfterBreak="0">
+  <w:abstractNum w:abstractNumId="12" w15:restartNumberingAfterBreak="0">
     <w:nsid w:val="475E29AB"/>
     <w:multiLevelType w:val="multilevel"/>
     <w:tmpl w:val="A36863D4"/>
@@ -4237,7 +8686,7 @@
       </w:rPr>
     </w:lvl>
   </w:abstractNum>
-  <w:abstractNum w:abstractNumId="11" w15:restartNumberingAfterBreak="0">
+  <w:abstractNum w:abstractNumId="13" w15:restartNumberingAfterBreak="0">
     <w:nsid w:val="4FE848B4"/>
     <w:multiLevelType w:val="multilevel"/>
     <w:tmpl w:val="DBBC7870"/>
@@ -4386,7 +8835,7 @@
       </w:rPr>
     </w:lvl>
   </w:abstractNum>
-  <w:abstractNum w:abstractNumId="12" w15:restartNumberingAfterBreak="0">
+  <w:abstractNum w:abstractNumId="14" w15:restartNumberingAfterBreak="0">
     <w:nsid w:val="51777AA6"/>
     <w:multiLevelType w:val="multilevel"/>
     <w:tmpl w:val="26A4CC04"/>
@@ -4535,7 +8984,7 @@
       </w:rPr>
     </w:lvl>
   </w:abstractNum>
-  <w:abstractNum w:abstractNumId="13" w15:restartNumberingAfterBreak="0">
+  <w:abstractNum w:abstractNumId="15" w15:restartNumberingAfterBreak="0">
     <w:nsid w:val="716A36EB"/>
     <w:multiLevelType w:val="multilevel"/>
     <w:tmpl w:val="4AC0009E"/>
@@ -4684,7 +9133,7 @@
       </w:rPr>
     </w:lvl>
   </w:abstractNum>
-  <w:abstractNum w:abstractNumId="14" w15:restartNumberingAfterBreak="0">
+  <w:abstractNum w:abstractNumId="16" w15:restartNumberingAfterBreak="0">
     <w:nsid w:val="72CF4A32"/>
     <w:multiLevelType w:val="multilevel"/>
     <w:tmpl w:val="299498FE"/>
@@ -4834,49 +9283,55 @@
     </w:lvl>
   </w:abstractNum>
   <w:num w:numId="1" w16cid:durableId="1287809358">
-    <w:abstractNumId w:val="1"/>
+    <w:abstractNumId w:val="2"/>
   </w:num>
   <w:num w:numId="2" w16cid:durableId="1017271048">
+    <w:abstractNumId w:val="4"/>
+  </w:num>
+  <w:num w:numId="3" w16cid:durableId="764692250">
+    <w:abstractNumId w:val="7"/>
+  </w:num>
+  <w:num w:numId="4" w16cid:durableId="236018515">
+    <w:abstractNumId w:val="15"/>
+  </w:num>
+  <w:num w:numId="5" w16cid:durableId="1816137883">
+    <w:abstractNumId w:val="10"/>
+  </w:num>
+  <w:num w:numId="6" w16cid:durableId="859583292">
+    <w:abstractNumId w:val="11"/>
+  </w:num>
+  <w:num w:numId="7" w16cid:durableId="477454347">
+    <w:abstractNumId w:val="14"/>
+  </w:num>
+  <w:num w:numId="8" w16cid:durableId="1522817501">
+    <w:abstractNumId w:val="16"/>
+  </w:num>
+  <w:num w:numId="9" w16cid:durableId="852259611">
+    <w:abstractNumId w:val="8"/>
+  </w:num>
+  <w:num w:numId="10" w16cid:durableId="882668778">
+    <w:abstractNumId w:val="6"/>
+  </w:num>
+  <w:num w:numId="11" w16cid:durableId="285895655">
     <w:abstractNumId w:val="3"/>
   </w:num>
-  <w:num w:numId="3" w16cid:durableId="764692250">
-    <w:abstractNumId w:val="6"/>
-  </w:num>
-  <w:num w:numId="4" w16cid:durableId="236018515">
+  <w:num w:numId="12" w16cid:durableId="1703356420">
     <w:abstractNumId w:val="13"/>
   </w:num>
-  <w:num w:numId="5" w16cid:durableId="1816137883">
-    <w:abstractNumId w:val="8"/>
-  </w:num>
-  <w:num w:numId="6" w16cid:durableId="859583292">
-    <w:abstractNumId w:val="9"/>
-  </w:num>
-  <w:num w:numId="7" w16cid:durableId="477454347">
+  <w:num w:numId="13" w16cid:durableId="486165529">
     <w:abstractNumId w:val="12"/>
   </w:num>
-  <w:num w:numId="8" w16cid:durableId="1522817501">
-    <w:abstractNumId w:val="14"/>
-  </w:num>
-  <w:num w:numId="9" w16cid:durableId="852259611">
-    <w:abstractNumId w:val="7"/>
-  </w:num>
-  <w:num w:numId="10" w16cid:durableId="882668778">
+  <w:num w:numId="14" w16cid:durableId="1307397394">
     <w:abstractNumId w:val="5"/>
-  </w:num>
-  <w:num w:numId="11" w16cid:durableId="285895655">
-    <w:abstractNumId w:val="2"/>
-  </w:num>
-  <w:num w:numId="12" w16cid:durableId="1703356420">
-    <w:abstractNumId w:val="11"/>
-  </w:num>
-  <w:num w:numId="13" w16cid:durableId="486165529">
-    <w:abstractNumId w:val="10"/>
-  </w:num>
-  <w:num w:numId="14" w16cid:durableId="1307397394">
-    <w:abstractNumId w:val="4"/>
   </w:num>
   <w:num w:numId="15" w16cid:durableId="480462644">
     <w:abstractNumId w:val="0"/>
+  </w:num>
+  <w:num w:numId="16" w16cid:durableId="1948809908">
+    <w:abstractNumId w:val="1"/>
+  </w:num>
+  <w:num w:numId="17" w16cid:durableId="1966887964">
+    <w:abstractNumId w:val="9"/>
   </w:num>
 </w:numbering>
 </file>
